--- a/src/Tests/Inputs/business/03/input.docx
+++ b/src/Tests/Inputs/business/03/input.docx
@@ -1,19 +1,19 @@
 
 <file path=word/document.xml><?xml version="1.0" encoding="utf-8"?>
-<w:document xmlns:wpc="http://schemas.microsoft.com/office/word/2010/wordprocessingCanvas" xmlns:cx="http://schemas.microsoft.com/office/drawing/2014/chartex" xmlns:cx1="http://schemas.microsoft.com/office/drawing/2015/9/8/chartex" xmlns:cx2="http://schemas.microsoft.com/office/drawing/2015/10/21/chartex" xmlns:cx3="http://schemas.microsoft.com/office/drawing/2016/5/9/chartex" xmlns:cx4="http://schemas.microsoft.com/office/drawing/2016/5/10/chartex" xmlns:cx5="http://schemas.microsoft.com/office/drawing/2016/5/11/chartex" xmlns:cx6="http://schemas.microsoft.com/office/drawing/2016/5/12/chartex" xmlns:cx7="http://schemas.microsoft.com/office/drawing/2016/5/13/chartex" xmlns:cx8="http://schemas.microsoft.com/office/drawing/2016/5/14/chartex" xmlns:mc="http://schemas.openxmlformats.org/markup-compatibility/2006" xmlns:aink="http://schemas.microsoft.com/office/drawing/2016/ink" xmlns:am3d="http://schemas.microsoft.com/office/drawing/2017/model3d" xmlns:o="urn:schemas-microsoft-com:office:office" xmlns:r="http://schemas.openxmlformats.org/officeDocument/2006/relationships" xmlns:m="http://schemas.openxmlformats.org/officeDocument/2006/math" xmlns:v="urn:schemas-microsoft-com:vml" xmlns:wp14="http://schemas.microsoft.com/office/word/2010/wordprocessingDrawing" xmlns:wp="http://schemas.openxmlformats.org/drawingml/2006/wordprocessingDrawing" xmlns:w10="urn:schemas-microsoft-com:office:word" xmlns:w="http://schemas.openxmlformats.org/wordprocessingml/2006/main" xmlns:w14="http://schemas.microsoft.com/office/word/2010/wordml" xmlns:w15="http://schemas.microsoft.com/office/word/2012/wordml" xmlns:w16cid="http://schemas.microsoft.com/office/word/2016/wordml/cid" xmlns:w16se="http://schemas.microsoft.com/office/word/2015/wordml/symex" xmlns:wpg="http://schemas.microsoft.com/office/word/2010/wordprocessingGroup" xmlns:wpi="http://schemas.microsoft.com/office/word/2010/wordprocessingInk" xmlns:wne="http://schemas.microsoft.com/office/word/2006/wordml" xmlns:wps="http://schemas.microsoft.com/office/word/2010/wordprocessingShape" mc:Ignorable="w14 w15 w16se w16cid wp14">
+<w:document xmlns:a="http://schemas.openxmlformats.org/drawingml/2006/main" xmlns:pic="http://schemas.openxmlformats.org/drawingml/2006/picture" xmlns:a14="http://schemas.microsoft.com/office/drawing/2010/main" xmlns:wpc="http://schemas.microsoft.com/office/word/2010/wordprocessingCanvas" xmlns:cx="http://schemas.microsoft.com/office/drawing/2014/chartex" xmlns:cx1="http://schemas.microsoft.com/office/drawing/2015/9/8/chartex" xmlns:cx2="http://schemas.microsoft.com/office/drawing/2015/10/21/chartex" xmlns:cx3="http://schemas.microsoft.com/office/drawing/2016/5/9/chartex" xmlns:cx4="http://schemas.microsoft.com/office/drawing/2016/5/10/chartex" xmlns:cx5="http://schemas.microsoft.com/office/drawing/2016/5/11/chartex" xmlns:cx6="http://schemas.microsoft.com/office/drawing/2016/5/12/chartex" xmlns:cx7="http://schemas.microsoft.com/office/drawing/2016/5/13/chartex" xmlns:cx8="http://schemas.microsoft.com/office/drawing/2016/5/14/chartex" xmlns:mc="http://schemas.openxmlformats.org/markup-compatibility/2006" xmlns:aink="http://schemas.microsoft.com/office/drawing/2016/ink" xmlns:am3d="http://schemas.microsoft.com/office/drawing/2017/model3d" xmlns:o="urn:schemas-microsoft-com:office:office" xmlns:r="http://schemas.openxmlformats.org/officeDocument/2006/relationships" xmlns:m="http://schemas.openxmlformats.org/officeDocument/2006/math" xmlns:v="urn:schemas-microsoft-com:vml" xmlns:wp14="http://schemas.microsoft.com/office/word/2010/wordprocessingDrawing" xmlns:wp="http://schemas.openxmlformats.org/drawingml/2006/wordprocessingDrawing" xmlns:w10="urn:schemas-microsoft-com:office:word" xmlns:w="http://schemas.openxmlformats.org/wordprocessingml/2006/main" xmlns:w14="http://schemas.microsoft.com/office/word/2010/wordml" xmlns:w15="http://schemas.microsoft.com/office/word/2012/wordml" xmlns:w16cid="http://schemas.microsoft.com/office/word/2016/wordml/cid" xmlns:w16se="http://schemas.microsoft.com/office/word/2015/wordml/symex" xmlns:wpg="http://schemas.microsoft.com/office/word/2010/wordprocessingGroup" xmlns:wpi="http://schemas.microsoft.com/office/word/2010/wordprocessingInk" xmlns:wne="http://schemas.microsoft.com/office/word/2006/wordml" xmlns:wps="http://schemas.microsoft.com/office/word/2010/wordprocessingShape" mc:Ignorable="w14 w15 w16se w16cid wp14">
   <w:body>
     <w:p>
       <w:pPr>
         <w:pStyle w:val="NoSpacing"/>
       </w:pPr>
-      <w:bookmarkStart w:id="0" w:name="_GoBack"/>
+      <w:bookmarkStart w:name="_GoBack" w:id="0"/>
       <w:bookmarkEnd w:id="0"/>
       <w:r>
         <w:rPr>
           <w:noProof/>
         </w:rPr>
         <w:drawing>
-          <wp:anchor distT="0" distB="0" distL="114300" distR="114300" simplePos="0" relativeHeight="251659264" behindDoc="1" locked="1" layoutInCell="1" allowOverlap="1" wp14:anchorId="60C6FD65" wp14:editId="27ADCACD">
+          <wp:anchor distT="0" distB="0" distL="114300" distR="114300" simplePos="0" relativeHeight="251659264" behindDoc="1" locked="1" layoutInCell="1" allowOverlap="1" wp14:editId="27ADCACD" wp14:anchorId="60C6FD65">
             <wp:simplePos x="0" y="0"/>
             <wp:positionH relativeFrom="margin">
               <wp:align>left</wp:align>
@@ -91,7 +91,7 @@
       </w:tblGrid>
       <w:tr>
         <w:trPr>
-          <w:trHeight w:hRule="exact" w:val="1685"/>
+          <w:trHeight w:val="1685" w:hRule="exact"/>
         </w:trPr>
         <w:tc>
           <w:tcPr>
@@ -171,7 +171,7 @@
       </w:tr>
       <w:tr>
         <w:trPr>
-          <w:trHeight w:hRule="exact" w:val="2997"/>
+          <w:trHeight w:val="2997" w:hRule="exact"/>
         </w:trPr>
         <w:tc>
           <w:tcPr>
@@ -208,7 +208,7 @@
       </w:tr>
       <w:tr>
         <w:trPr>
-          <w:trHeight w:hRule="exact" w:val="2189"/>
+          <w:trHeight w:val="2189" w:hRule="exact"/>
         </w:trPr>
         <w:tc>
           <w:tcPr>

--- a/src/Tests/Inputs/business/03/input.docx
+++ b/src/Tests/Inputs/business/03/input.docx
@@ -1863,1341 +1863,6 @@
 </w:styles>
 </file>
 
-<file path=word/glossary/document.xml><?xml version="1.0" encoding="utf-8"?>
-<w:glossaryDocument xmlns:wpc="http://schemas.microsoft.com/office/word/2010/wordprocessingCanvas" xmlns:cx="http://schemas.microsoft.com/office/drawing/2014/chartex" xmlns:cx1="http://schemas.microsoft.com/office/drawing/2015/9/8/chartex" xmlns:cx2="http://schemas.microsoft.com/office/drawing/2015/10/21/chartex" xmlns:cx3="http://schemas.microsoft.com/office/drawing/2016/5/9/chartex" xmlns:cx4="http://schemas.microsoft.com/office/drawing/2016/5/10/chartex" xmlns:cx5="http://schemas.microsoft.com/office/drawing/2016/5/11/chartex" xmlns:cx6="http://schemas.microsoft.com/office/drawing/2016/5/12/chartex" xmlns:cx7="http://schemas.microsoft.com/office/drawing/2016/5/13/chartex" xmlns:cx8="http://schemas.microsoft.com/office/drawing/2016/5/14/chartex" xmlns:mc="http://schemas.openxmlformats.org/markup-compatibility/2006" xmlns:aink="http://schemas.microsoft.com/office/drawing/2016/ink" xmlns:am3d="http://schemas.microsoft.com/office/drawing/2017/model3d" xmlns:o="urn:schemas-microsoft-com:office:office" xmlns:r="http://schemas.openxmlformats.org/officeDocument/2006/relationships" xmlns:m="http://schemas.openxmlformats.org/officeDocument/2006/math" xmlns:v="urn:schemas-microsoft-com:vml" xmlns:wp14="http://schemas.microsoft.com/office/word/2010/wordprocessingDrawing" xmlns:wp="http://schemas.openxmlformats.org/drawingml/2006/wordprocessingDrawing" xmlns:w10="urn:schemas-microsoft-com:office:word" xmlns:w="http://schemas.openxmlformats.org/wordprocessingml/2006/main" xmlns:w14="http://schemas.microsoft.com/office/word/2010/wordml" xmlns:w15="http://schemas.microsoft.com/office/word/2012/wordml" xmlns:w16cid="http://schemas.microsoft.com/office/word/2016/wordml/cid" xmlns:w16se="http://schemas.microsoft.com/office/word/2015/wordml/symex" xmlns:wpg="http://schemas.microsoft.com/office/word/2010/wordprocessingGroup" xmlns:wpi="http://schemas.microsoft.com/office/word/2010/wordprocessingInk" xmlns:wne="http://schemas.microsoft.com/office/word/2006/wordml" xmlns:wps="http://schemas.microsoft.com/office/word/2010/wordprocessingShape" mc:Ignorable="w14 w15 w16se w16cid wp14">
-  <w:docParts>
-    <w:docPart>
-      <w:docPartPr>
-        <w:name w:val="50ACA019346143B2A1AF6CCCB1B68221"/>
-        <w:category>
-          <w:name w:val="General"/>
-          <w:gallery w:val="placeholder"/>
-        </w:category>
-        <w:types>
-          <w:type w:val="bbPlcHdr"/>
-        </w:types>
-        <w:behaviors>
-          <w:behavior w:val="content"/>
-        </w:behaviors>
-        <w:guid w:val="{FC08AFF2-F155-4D70-83DF-5BA62C1F2EB5}"/>
-      </w:docPartPr>
-      <w:docPartBody>
-        <w:p>
-          <w:pPr>
-            <w:pStyle w:val="50ACA019346143B2A1AF6CCCB1B68221"/>
-          </w:pPr>
-          <w:r>
-            <w:t>Date</w:t>
-          </w:r>
-        </w:p>
-      </w:docPartBody>
-    </w:docPart>
-    <w:docPart>
-      <w:docPartPr>
-        <w:name w:val="20F2284F69D14E42AB8DD4FF767E1069"/>
-        <w:category>
-          <w:name w:val="General"/>
-          <w:gallery w:val="placeholder"/>
-        </w:category>
-        <w:types>
-          <w:type w:val="bbPlcHdr"/>
-        </w:types>
-        <w:behaviors>
-          <w:behavior w:val="content"/>
-        </w:behaviors>
-        <w:guid w:val="{125D0B16-7337-4955-98E6-F8F05D40FC9C}"/>
-      </w:docPartPr>
-      <w:docPartBody>
-        <w:p>
-          <w:pPr>
-            <w:pStyle w:val="20F2284F69D14E42AB8DD4FF767E1069"/>
-          </w:pPr>
-          <w:r>
-            <w:t>Report Title</w:t>
-          </w:r>
-        </w:p>
-      </w:docPartBody>
-    </w:docPart>
-    <w:docPart>
-      <w:docPartPr>
-        <w:name w:val="B56AD0FD9A174A5C896A9FFF528620D0"/>
-        <w:category>
-          <w:name w:val="General"/>
-          <w:gallery w:val="placeholder"/>
-        </w:category>
-        <w:types>
-          <w:type w:val="bbPlcHdr"/>
-        </w:types>
-        <w:behaviors>
-          <w:behavior w:val="content"/>
-        </w:behaviors>
-        <w:guid w:val="{822533D4-4204-4561-9129-8D82FF926FF6}"/>
-      </w:docPartPr>
-      <w:docPartBody>
-        <w:p>
-          <w:pPr>
-            <w:pStyle w:val="B56AD0FD9A174A5C896A9FFF528620D0"/>
-          </w:pPr>
-          <w:r>
-            <w:t>Subtitle</w:t>
-          </w:r>
-        </w:p>
-      </w:docPartBody>
-    </w:docPart>
-    <w:docPart>
-      <w:docPartPr>
-        <w:name w:val="8D1B3AC0EBE0490B97FF31D82917D11F"/>
-        <w:category>
-          <w:name w:val="General"/>
-          <w:gallery w:val="placeholder"/>
-        </w:category>
-        <w:types>
-          <w:type w:val="bbPlcHdr"/>
-        </w:types>
-        <w:behaviors>
-          <w:behavior w:val="content"/>
-        </w:behaviors>
-        <w:guid w:val="{66366661-35BF-4D7F-A7EF-5B25E5BD7CC8}"/>
-      </w:docPartPr>
-      <w:docPartBody>
-        <w:p>
-          <w:pPr>
-            <w:pStyle w:val="8D1B3AC0EBE0490B97FF31D82917D11F"/>
-          </w:pPr>
-          <w:r>
-            <w:t>Lorem ipsum dolor sit amet, harum patrioque cu vim. Debitis fastidii democritum ne vel, et ignota voluptua mel. Ne euripidis appellantur pro, oratio utamur scripserit id nam. Indoctum scripserit no nam, eum rebum reque exerci ne.</w:t>
-          </w:r>
-        </w:p>
-      </w:docPartBody>
-    </w:docPart>
-    <w:docPart>
-      <w:docPartPr>
-        <w:name w:val="39AF24B22C024343A73B55003274707E"/>
-        <w:category>
-          <w:name w:val="General"/>
-          <w:gallery w:val="placeholder"/>
-        </w:category>
-        <w:types>
-          <w:type w:val="bbPlcHdr"/>
-        </w:types>
-        <w:behaviors>
-          <w:behavior w:val="content"/>
-        </w:behaviors>
-        <w:guid w:val="{9A12FD44-663F-48A2-832C-915217398B4C}"/>
-      </w:docPartPr>
-      <w:docPartBody>
-        <w:p>
-          <w:pPr>
-            <w:pStyle w:val="39AF24B22C024343A73B55003274707E"/>
-          </w:pPr>
-          <w:r>
-            <w:t>Oblique adipisci vituperatoribus eu ius, ut mei omnes affert mandamus. Mel prima nobis ullamcorper an, nec vitae scaevola ei. Nihil noster nec eu, est amet virtute an, ne has tollit hendrerit. Numquam deterruisset ex pro, errem viris prodesset ea sed. Nec te laoreet urbanitas quaerendum. Ei eum prodesset forensibus.</w:t>
-          </w:r>
-        </w:p>
-      </w:docPartBody>
-    </w:docPart>
-    <w:docPart>
-      <w:docPartPr>
-        <w:name w:val="FE827C7AA9D442A4A2343CEE7882690F"/>
-        <w:category>
-          <w:name w:val="General"/>
-          <w:gallery w:val="placeholder"/>
-        </w:category>
-        <w:types>
-          <w:type w:val="bbPlcHdr"/>
-        </w:types>
-        <w:behaviors>
-          <w:behavior w:val="content"/>
-        </w:behaviors>
-        <w:guid w:val="{8ECD4C76-3A1A-472D-B357-6EC8D3AFAD4C}"/>
-      </w:docPartPr>
-      <w:docPartBody>
-        <w:p>
-          <w:r>
-            <w:t>Ius te tempor aperiri mandamus, et est munere numquam partiendo. Vix an probo ludus adipisci, duo ea nominavi perfecto iudicabit. In ius appellantur signiferumque, illud postulant te his, at eam adhuc quodsi docendi. Ex eos aliquid verterem moderatius, justo elaboraret at mel. Eam falli insolens in, soleat oportere has te. Malis iisque saperet ut nam.</w:t>
-          </w:r>
-        </w:p>
-        <w:p>
-          <w:pPr>
-            <w:pStyle w:val="FE827C7AA9D442A4A2343CEE7882690F"/>
-          </w:pPr>
-          <w:r>
-            <w:t>Vim an iudico forensibus, ut purto clita civibus qui. Vis in adhuc maiorum voluptua, in epicurei facilisis patrioque ius. Agam dictas blandit ad cum. Illud dicta mediocrem no mei, pro at eius mediocritatem. Ubique corpora at quo, cum magna impetus ne. Pri no conceptam voluptaria, dicat scripta intellegebat ei pro. Etiam alterum assentior mei ut, efficiendi reformidans sea cu, eos modo nibh ei.</w:t>
-          </w:r>
-        </w:p>
-      </w:docPartBody>
-    </w:docPart>
-    <w:docPart>
-      <w:docPartPr>
-        <w:name w:val="B9B4FB0AAB4B4BD6B4CB39B702B69C4B"/>
-        <w:category>
-          <w:name w:val="General"/>
-          <w:gallery w:val="placeholder"/>
-        </w:category>
-        <w:types>
-          <w:type w:val="bbPlcHdr"/>
-        </w:types>
-        <w:behaviors>
-          <w:behavior w:val="content"/>
-        </w:behaviors>
-        <w:guid w:val="{3F1558FE-C101-4418-95D2-A8261FD53888}"/>
-      </w:docPartPr>
-      <w:docPartBody>
-        <w:p>
-          <w:pPr>
-            <w:pStyle w:val="B9B4FB0AAB4B4BD6B4CB39B702B69C4B3"/>
-          </w:pPr>
-          <w:r>
-            <w:t>Report Title</w:t>
-          </w:r>
-        </w:p>
-      </w:docPartBody>
-    </w:docPart>
-    <w:docPart>
-      <w:docPartPr>
-        <w:name w:val="A6B9364B45EF4CA1BD255CB6B968A876"/>
-        <w:category>
-          <w:name w:val="General"/>
-          <w:gallery w:val="placeholder"/>
-        </w:category>
-        <w:types>
-          <w:type w:val="bbPlcHdr"/>
-        </w:types>
-        <w:behaviors>
-          <w:behavior w:val="content"/>
-        </w:behaviors>
-        <w:guid w:val="{3214185E-54FD-49A7-B8E7-F1FF64677C78}"/>
-      </w:docPartPr>
-      <w:docPartBody>
-        <w:p>
-          <w:pPr>
-            <w:pStyle w:val="A6B9364B45EF4CA1BD255CB6B968A8762"/>
-          </w:pPr>
-          <w:r>
-            <w:t>Subtitle</w:t>
-          </w:r>
-        </w:p>
-      </w:docPartBody>
-    </w:docPart>
-    <w:docPart>
-      <w:docPartPr>
-        <w:name w:val="9264EA9C0712413FBB7B4723C2C56EC9"/>
-        <w:category>
-          <w:name w:val="General"/>
-          <w:gallery w:val="placeholder"/>
-        </w:category>
-        <w:types>
-          <w:type w:val="bbPlcHdr"/>
-        </w:types>
-        <w:behaviors>
-          <w:behavior w:val="content"/>
-        </w:behaviors>
-        <w:guid w:val="{ACB19D78-854D-4967-9E33-A807C72E16B9}"/>
-      </w:docPartPr>
-      <w:docPartBody>
-        <w:p>
-          <w:pPr>
-            <w:pStyle w:val="9264EA9C0712413FBB7B4723C2C56EC9"/>
-          </w:pPr>
-          <w:r>
-            <w:t>Some of the sample text in this document indicates the name of the style applied, so that you can easily apply the same formatting again. To get started right away, just tap any placeholder text (such as this) and start typing.</w:t>
-          </w:r>
-        </w:p>
-      </w:docPartBody>
-    </w:docPart>
-    <w:docPart>
-      <w:docPartPr>
-        <w:name w:val="FF06D2A8C9CD49BEA7F9C6A62C6BF745"/>
-        <w:category>
-          <w:name w:val="General"/>
-          <w:gallery w:val="placeholder"/>
-        </w:category>
-        <w:types>
-          <w:type w:val="bbPlcHdr"/>
-        </w:types>
-        <w:behaviors>
-          <w:behavior w:val="content"/>
-        </w:behaviors>
-        <w:guid w:val="{B0CDAAB6-5DD2-43B2-BD2C-49148A609043}"/>
-      </w:docPartPr>
-      <w:docPartBody>
-        <w:p>
-          <w:pPr>
-            <w:pStyle w:val="FF06D2A8C9CD49BEA7F9C6A62C6BF745"/>
-          </w:pPr>
-          <w:r>
-            <w:t>Lorem ipsum dolor sit amet, harum patrioque cu vim.</w:t>
-          </w:r>
-        </w:p>
-      </w:docPartBody>
-    </w:docPart>
-    <w:docPart>
-      <w:docPartPr>
-        <w:name w:val="D2F786522A3B44D3B50A79B46678EC12"/>
-        <w:category>
-          <w:name w:val="General"/>
-          <w:gallery w:val="placeholder"/>
-        </w:category>
-        <w:types>
-          <w:type w:val="bbPlcHdr"/>
-        </w:types>
-        <w:behaviors>
-          <w:behavior w:val="content"/>
-        </w:behaviors>
-        <w:guid w:val="{9B7933B9-3AA4-4298-B850-EBE956A0A824}"/>
-      </w:docPartPr>
-      <w:docPartBody>
-        <w:p>
-          <w:pPr>
-            <w:pStyle w:val="D2F786522A3B44D3B50A79B46678EC12"/>
-          </w:pPr>
-          <w:r>
-            <w:t>Heading 1</w:t>
-          </w:r>
-        </w:p>
-      </w:docPartBody>
-    </w:docPart>
-    <w:docPart>
-      <w:docPartPr>
-        <w:name w:val="FB517A9A1ED4471EAE608D535A590B28"/>
-        <w:category>
-          <w:name w:val="General"/>
-          <w:gallery w:val="placeholder"/>
-        </w:category>
-        <w:types>
-          <w:type w:val="bbPlcHdr"/>
-        </w:types>
-        <w:behaviors>
-          <w:behavior w:val="content"/>
-        </w:behaviors>
-        <w:guid w:val="{3207399E-FDF6-4BE0-9DA2-B8C43D7EC91D}"/>
-      </w:docPartPr>
-      <w:docPartBody>
-        <w:p>
-          <w:pPr>
-            <w:pStyle w:val="FB517A9A1ED4471EAE608D535A590B28"/>
-          </w:pPr>
-          <w:r>
-            <w:t>You can easily change the formatting of selected text in the document text by choosing a look for the selected text from the Styles gallery on the Home tab. You can also format text directly by using the other controls on the Home tab.</w:t>
-          </w:r>
-        </w:p>
-      </w:docPartBody>
-    </w:docPart>
-    <w:docPart>
-      <w:docPartPr>
-        <w:name w:val="C9DB59C908E748908BB98907C602515F"/>
-        <w:category>
-          <w:name w:val="General"/>
-          <w:gallery w:val="placeholder"/>
-        </w:category>
-        <w:types>
-          <w:type w:val="bbPlcHdr"/>
-        </w:types>
-        <w:behaviors>
-          <w:behavior w:val="content"/>
-        </w:behaviors>
-        <w:guid w:val="{080C2619-D08D-44C7-87F0-3C2DBA962C35}"/>
-      </w:docPartPr>
-      <w:docPartBody>
-        <w:p>
-          <w:pPr>
-            <w:pStyle w:val="C9DB59C908E748908BB98907C602515F"/>
-          </w:pPr>
-          <w:r>
-            <w:t>Heading 2</w:t>
-          </w:r>
-        </w:p>
-      </w:docPartBody>
-    </w:docPart>
-    <w:docPart>
-      <w:docPartPr>
-        <w:name w:val="1B2C7FC6838F42B38DB0B31E09361B84"/>
-        <w:category>
-          <w:name w:val="General"/>
-          <w:gallery w:val="placeholder"/>
-        </w:category>
-        <w:types>
-          <w:type w:val="bbPlcHdr"/>
-        </w:types>
-        <w:behaviors>
-          <w:behavior w:val="content"/>
-        </w:behaviors>
-        <w:guid w:val="{FEB3348F-461A-4001-AEED-8FF36C975DBB}"/>
-      </w:docPartPr>
-      <w:docPartBody>
-        <w:p>
-          <w:pPr>
-            <w:pStyle w:val="1B2C7FC6838F42B38DB0B31E09361B84"/>
-          </w:pPr>
-          <w:r>
-            <w:t>Lorem ipsum dolor sit amet, harum patrioque cu vim.</w:t>
-          </w:r>
-        </w:p>
-      </w:docPartBody>
-    </w:docPart>
-    <w:docPart>
-      <w:docPartPr>
-        <w:name w:val="362FC8AD5CD34BBFB92FB4BE7FAE0D05"/>
-        <w:category>
-          <w:name w:val="General"/>
-          <w:gallery w:val="placeholder"/>
-        </w:category>
-        <w:types>
-          <w:type w:val="bbPlcHdr"/>
-        </w:types>
-        <w:behaviors>
-          <w:behavior w:val="content"/>
-        </w:behaviors>
-        <w:guid w:val="{C2A740E2-C489-4544-B0AA-8EE01B949240}"/>
-      </w:docPartPr>
-      <w:docPartBody>
-        <w:p>
-          <w:pPr>
-            <w:pStyle w:val="362FC8AD5CD34BBFB92FB4BE7FAE0D05"/>
-          </w:pPr>
-          <w:r>
-            <w:t>Lorem ipsum dolor sit amet, harum patrioque cu vim.</w:t>
-          </w:r>
-        </w:p>
-      </w:docPartBody>
-    </w:docPart>
-    <w:docPart>
-      <w:docPartPr>
-        <w:name w:val="5E19CA3E3493496BAE1C0319204B0D65"/>
-        <w:category>
-          <w:name w:val="General"/>
-          <w:gallery w:val="placeholder"/>
-        </w:category>
-        <w:types>
-          <w:type w:val="bbPlcHdr"/>
-        </w:types>
-        <w:behaviors>
-          <w:behavior w:val="content"/>
-        </w:behaviors>
-        <w:guid w:val="{BFB542DB-79D4-47A6-B01C-9922003B55E1}"/>
-      </w:docPartPr>
-      <w:docPartBody>
-        <w:p>
-          <w:pPr>
-            <w:pStyle w:val="5E19CA3E3493496BAE1C0319204B0D65"/>
-          </w:pPr>
-          <w:r>
-            <w:t>View and edit this document in Word on your computer, tablet, or phone. You can edit text; easily insert content such as pictures, shapes, or tables; and seamlessly save the document to the cloud from Word on your Windows, Mac, Android, or iOS device.</w:t>
-          </w:r>
-        </w:p>
-      </w:docPartBody>
-    </w:docPart>
-    <w:docPart>
-      <w:docPartPr>
-        <w:name w:val="5CD55D97D04C4785831DEDB3D79E530C"/>
-        <w:category>
-          <w:name w:val="General"/>
-          <w:gallery w:val="placeholder"/>
-        </w:category>
-        <w:types>
-          <w:type w:val="bbPlcHdr"/>
-        </w:types>
-        <w:behaviors>
-          <w:behavior w:val="content"/>
-        </w:behaviors>
-        <w:guid w:val="{19C82F51-722A-4187-B45D-1A99E125540E}"/>
-      </w:docPartPr>
-      <w:docPartBody>
-        <w:p>
-          <w:pPr>
-            <w:pStyle w:val="5CD55D97D04C4785831DEDB3D79E530C"/>
-          </w:pPr>
-          <w:r>
-            <w:t>Heading 3</w:t>
-          </w:r>
-        </w:p>
-      </w:docPartBody>
-    </w:docPart>
-    <w:docPart>
-      <w:docPartPr>
-        <w:name w:val="E49729FAD88A4213BBF1E40272A9ADD5"/>
-        <w:category>
-          <w:name w:val="General"/>
-          <w:gallery w:val="placeholder"/>
-        </w:category>
-        <w:types>
-          <w:type w:val="bbPlcHdr"/>
-        </w:types>
-        <w:behaviors>
-          <w:behavior w:val="content"/>
-        </w:behaviors>
-        <w:guid w:val="{6D238240-6C2E-40AF-96FA-F620855121A0}"/>
-      </w:docPartPr>
-      <w:docPartBody>
-        <w:p>
-          <w:pPr>
-            <w:pStyle w:val="E49729FAD88A4213BBF1E40272A9ADD5"/>
-          </w:pPr>
-          <w:r>
-            <w:t>01</w:t>
-          </w:r>
-        </w:p>
-      </w:docPartBody>
-    </w:docPart>
-    <w:docPart>
-      <w:docPartPr>
-        <w:name w:val="704096302E8C4C9F8C15A2357B9E2FE2"/>
-        <w:category>
-          <w:name w:val="General"/>
-          <w:gallery w:val="placeholder"/>
-        </w:category>
-        <w:types>
-          <w:type w:val="bbPlcHdr"/>
-        </w:types>
-        <w:behaviors>
-          <w:behavior w:val="content"/>
-        </w:behaviors>
-        <w:guid w:val="{89DCBB73-73E3-4A56-8584-12B95AFCF927}"/>
-      </w:docPartPr>
-      <w:docPartBody>
-        <w:p>
-          <w:pPr>
-            <w:pStyle w:val="704096302E8C4C9F8C15A2357B9E2FE2"/>
-          </w:pPr>
-          <w:r>
-            <w:t>02</w:t>
-          </w:r>
-        </w:p>
-      </w:docPartBody>
-    </w:docPart>
-    <w:docPart>
-      <w:docPartPr>
-        <w:name w:val="BE26E368648E4B0B872B8D17C979A58F"/>
-        <w:category>
-          <w:name w:val="General"/>
-          <w:gallery w:val="placeholder"/>
-        </w:category>
-        <w:types>
-          <w:type w:val="bbPlcHdr"/>
-        </w:types>
-        <w:behaviors>
-          <w:behavior w:val="content"/>
-        </w:behaviors>
-        <w:guid w:val="{0BB8132E-BD94-42E3-B5BE-967B4CDA8649}"/>
-      </w:docPartPr>
-      <w:docPartBody>
-        <w:p>
-          <w:pPr>
-            <w:pStyle w:val="BE26E368648E4B0B872B8D17C979A58F"/>
-          </w:pPr>
-          <w:r>
-            <w:t>03</w:t>
-          </w:r>
-        </w:p>
-      </w:docPartBody>
-    </w:docPart>
-    <w:docPart>
-      <w:docPartPr>
-        <w:name w:val="ECE04469683C4E5CAF37EEC27405CA95"/>
-        <w:category>
-          <w:name w:val="General"/>
-          <w:gallery w:val="placeholder"/>
-        </w:category>
-        <w:types>
-          <w:type w:val="bbPlcHdr"/>
-        </w:types>
-        <w:behaviors>
-          <w:behavior w:val="content"/>
-        </w:behaviors>
-        <w:guid w:val="{C20C82B3-077B-4068-9A75-BD9844498EFF}"/>
-      </w:docPartPr>
-      <w:docPartBody>
-        <w:p>
-          <w:r>
-            <w:t>Company Name</w:t>
-          </w:r>
-        </w:p>
-      </w:docPartBody>
-    </w:docPart>
-    <w:docPart>
-      <w:docPartPr>
-        <w:name w:val="E5321D1045CD4A0AA6829BE2D5C61E55"/>
-        <w:category>
-          <w:name w:val="General"/>
-          <w:gallery w:val="placeholder"/>
-        </w:category>
-        <w:types>
-          <w:type w:val="bbPlcHdr"/>
-        </w:types>
-        <w:behaviors>
-          <w:behavior w:val="content"/>
-        </w:behaviors>
-        <w:guid w:val="{86E1901F-9EE5-4F3D-953F-8B9395BB3D62}"/>
-      </w:docPartPr>
-      <w:docPartBody>
-        <w:p>
-          <w:r>
-            <w:t>Want to insert a picture from your files or add a shape, text box, or table? You got it! On the Insert tab of the ribbon, just tap the option you need.</w:t>
-          </w:r>
-        </w:p>
-        <w:p>
-          <w:pPr>
-            <w:pStyle w:val="E5321D1045CD4A0AA6829BE2D5C61E55"/>
-          </w:pPr>
-          <w:r>
-            <w:t>Find even more easy-to-use tools on the Insert tab, such as to add a hyperlink or insert a comment.</w:t>
-          </w:r>
-        </w:p>
-      </w:docPartBody>
-    </w:docPart>
-    <w:docPart>
-      <w:docPartPr>
-        <w:name w:val="9B451032F0A24772849516177BEA9A7F"/>
-        <w:category>
-          <w:name w:val="General"/>
-          <w:gallery w:val="placeholder"/>
-        </w:category>
-        <w:types>
-          <w:type w:val="bbPlcHdr"/>
-        </w:types>
-        <w:behaviors>
-          <w:behavior w:val="content"/>
-        </w:behaviors>
-        <w:guid w:val="{DF314480-7388-4070-93AB-DCF8C76EF137}"/>
-      </w:docPartPr>
-      <w:docPartBody>
-        <w:p>
-          <w:pPr>
-            <w:pStyle w:val="9B451032F0A24772849516177BEA9A7F"/>
-          </w:pPr>
-          <w:r>
-            <w:t>Lorem ipsum dolor sit amet, harum patrioque cu vim. Debitis fastidii democritum ne vel, et ignota voluptua mel. Ne euripidis appellantur pro, oratio utamur scripserit id nam. Indoctum scripserit no nam, eum rebum reque exerci ne.</w:t>
-          </w:r>
-        </w:p>
-      </w:docPartBody>
-    </w:docPart>
-  </w:docParts>
-</w:glossaryDocument>
-</file>
-
-<file path=word/glossary/fontTable.xml><?xml version="1.0" encoding="utf-8"?>
-<w:fonts xmlns:mc="http://schemas.openxmlformats.org/markup-compatibility/2006" xmlns:r="http://schemas.openxmlformats.org/officeDocument/2006/relationships" xmlns:w="http://schemas.openxmlformats.org/wordprocessingml/2006/main" xmlns:w14="http://schemas.microsoft.com/office/word/2010/wordml" xmlns:w15="http://schemas.microsoft.com/office/word/2012/wordml" xmlns:w16cid="http://schemas.microsoft.com/office/word/2016/wordml/cid" xmlns:w16se="http://schemas.microsoft.com/office/word/2015/wordml/symex" mc:Ignorable="w14 w15 w16se w16cid">
-  <w:font w:name="Calibri">
-    <w:panose1 w:val="020F0502020204030204"/>
-    <w:charset w:val="00"/>
-    <w:family w:val="swiss"/>
-    <w:pitch w:val="variable"/>
-    <w:sig w:usb0="E0002AFF" w:usb1="C000247B" w:usb2="00000009" w:usb3="00000000" w:csb0="000001FF" w:csb1="00000000"/>
-  </w:font>
-  <w:font w:name="Times New Roman">
-    <w:panose1 w:val="02020603050405020304"/>
-    <w:charset w:val="00"/>
-    <w:family w:val="roman"/>
-    <w:pitch w:val="variable"/>
-    <w:sig w:usb0="E0002EFF" w:usb1="C000785B" w:usb2="00000009" w:usb3="00000000" w:csb0="000001FF" w:csb1="00000000"/>
-  </w:font>
-  <w:font w:name="Calibri Light">
-    <w:panose1 w:val="020F0302020204030204"/>
-    <w:charset w:val="00"/>
-    <w:family w:val="swiss"/>
-    <w:pitch w:val="variable"/>
-    <w:sig w:usb0="E0002AFF" w:usb1="C000247B" w:usb2="00000009" w:usb3="00000000" w:csb0="000001FF" w:csb1="00000000"/>
-  </w:font>
-</w:fonts>
-</file>
-
-<file path=word/glossary/settings.xml><?xml version="1.0" encoding="utf-8"?>
-<w:settings xmlns:mc="http://schemas.openxmlformats.org/markup-compatibility/2006" xmlns:o="urn:schemas-microsoft-com:office:office" xmlns:r="http://schemas.openxmlformats.org/officeDocument/2006/relationships" xmlns:m="http://schemas.openxmlformats.org/officeDocument/2006/math" xmlns:v="urn:schemas-microsoft-com:vml" xmlns:w10="urn:schemas-microsoft-com:office:word" xmlns:w="http://schemas.openxmlformats.org/wordprocessingml/2006/main" xmlns:w14="http://schemas.microsoft.com/office/word/2010/wordml" xmlns:w15="http://schemas.microsoft.com/office/word/2012/wordml" xmlns:w16cid="http://schemas.microsoft.com/office/word/2016/wordml/cid" xmlns:w16se="http://schemas.microsoft.com/office/word/2015/wordml/symex" xmlns:sl="http://schemas.openxmlformats.org/schemaLibrary/2006/main" mc:Ignorable="w14 w15 w16se w16cid">
-  <w:view w:val="normal"/>
-  <w:defaultTabStop w:val="720"/>
-  <w:characterSpacingControl w:val="doNotCompress"/>
-  <w:compat>
-    <w:useFELayout/>
-    <w:compatSetting w:name="compatibilityMode" w:uri="http://schemas.microsoft.com/office/word" w:val="15"/>
-    <w:compatSetting w:name="overrideTableStyleFontSizeAndJustification" w:uri="http://schemas.microsoft.com/office/word" w:val="1"/>
-    <w:compatSetting w:name="enableOpenTypeFeatures" w:uri="http://schemas.microsoft.com/office/word" w:val="1"/>
-    <w:compatSetting w:name="doNotFlipMirrorIndents" w:uri="http://schemas.microsoft.com/office/word" w:val="1"/>
-    <w:compatSetting w:name="differentiateMultirowTableHeaders" w:uri="http://schemas.microsoft.com/office/word" w:val="1"/>
-    <w:compatSetting w:name="useWord2013TrackBottomHyphenation" w:uri="http://schemas.microsoft.com/office/word" w:val="0"/>
-  </w:compat>
-  <w:rsids>
-    <w:rsidRoot w:val="009E1EAB"/>
-    <w:rsid w:val="00184C5B"/>
-    <w:rsid w:val="007761CB"/>
-    <w:rsid w:val="008403E8"/>
-    <w:rsid w:val="009E1EAB"/>
-    <w:rsid w:val="00A76BE4"/>
-  </w:rsids>
-  <m:mathPr>
-    <m:mathFont m:val="Cambria Math"/>
-    <m:brkBin m:val="before"/>
-    <m:brkBinSub m:val="--"/>
-    <m:smallFrac m:val="0"/>
-    <m:dispDef/>
-    <m:lMargin m:val="0"/>
-    <m:rMargin m:val="0"/>
-    <m:defJc m:val="centerGroup"/>
-    <m:wrapIndent m:val="1440"/>
-    <m:intLim m:val="subSup"/>
-    <m:naryLim m:val="undOvr"/>
-  </m:mathPr>
-  <w:themeFontLang w:val="en-US"/>
-  <w:clrSchemeMapping w:bg1="light1" w:t1="dark1" w:bg2="light2" w:t2="dark2" w:accent1="accent1" w:accent2="accent2" w:accent3="accent3" w:accent4="accent4" w:accent5="accent5" w:accent6="accent6" w:hyperlink="hyperlink" w:followedHyperlink="followedHyperlink"/>
-  <w:decimalSymbol w:val="."/>
-  <w:listSeparator w:val=","/>
-  <w15:chartTrackingRefBased/>
-</w:settings>
-</file>
-
-<file path=word/glossary/styles.xml><?xml version="1.0" encoding="utf-8"?>
-<w:styles xmlns:mc="http://schemas.openxmlformats.org/markup-compatibility/2006" xmlns:r="http://schemas.openxmlformats.org/officeDocument/2006/relationships" xmlns:w="http://schemas.openxmlformats.org/wordprocessingml/2006/main" xmlns:w14="http://schemas.microsoft.com/office/word/2010/wordml" xmlns:w15="http://schemas.microsoft.com/office/word/2012/wordml" xmlns:w16cid="http://schemas.microsoft.com/office/word/2016/wordml/cid" xmlns:w16se="http://schemas.microsoft.com/office/word/2015/wordml/symex" mc:Ignorable="w14 w15 w16se w16cid">
-  <w:docDefaults>
-    <w:rPrDefault>
-      <w:rPr>
-        <w:rFonts w:asciiTheme="minorHAnsi" w:eastAsiaTheme="minorEastAsia" w:hAnsiTheme="minorHAnsi" w:cstheme="minorBidi"/>
-        <w:sz w:val="22"/>
-        <w:szCs w:val="22"/>
-        <w:lang w:val="en-US" w:eastAsia="en-US" w:bidi="ar-SA"/>
-      </w:rPr>
-    </w:rPrDefault>
-    <w:pPrDefault>
-      <w:pPr>
-        <w:spacing w:after="160" w:line="259" w:lineRule="auto"/>
-      </w:pPr>
-    </w:pPrDefault>
-  </w:docDefaults>
-  <w:latentStyles w:defLockedState="0" w:defUIPriority="99" w:defSemiHidden="0" w:defUnhideWhenUsed="0" w:defQFormat="0" w:count="375">
-    <w:lsdException w:name="Normal" w:uiPriority="0" w:qFormat="1"/>
-    <w:lsdException w:name="heading 1" w:uiPriority="9" w:qFormat="1"/>
-    <w:lsdException w:name="heading 2" w:semiHidden="1" w:uiPriority="9" w:unhideWhenUsed="1" w:qFormat="1"/>
-    <w:lsdException w:name="heading 3" w:semiHidden="1" w:uiPriority="9" w:unhideWhenUsed="1" w:qFormat="1"/>
-    <w:lsdException w:name="heading 4" w:semiHidden="1" w:uiPriority="9" w:unhideWhenUsed="1" w:qFormat="1"/>
-    <w:lsdException w:name="heading 5" w:semiHidden="1" w:uiPriority="9" w:unhideWhenUsed="1" w:qFormat="1"/>
-    <w:lsdException w:name="heading 6" w:semiHidden="1" w:uiPriority="9" w:unhideWhenUsed="1" w:qFormat="1"/>
-    <w:lsdException w:name="heading 7" w:semiHidden="1" w:uiPriority="9" w:unhideWhenUsed="1" w:qFormat="1"/>
-    <w:lsdException w:name="heading 8" w:semiHidden="1" w:uiPriority="9" w:unhideWhenUsed="1" w:qFormat="1"/>
-    <w:lsdException w:name="heading 9" w:semiHidden="1" w:uiPriority="9" w:unhideWhenUsed="1" w:qFormat="1"/>
-    <w:lsdException w:name="index 1" w:semiHidden="1" w:unhideWhenUsed="1"/>
-    <w:lsdException w:name="index 2" w:semiHidden="1" w:unhideWhenUsed="1"/>
-    <w:lsdException w:name="index 3" w:semiHidden="1" w:unhideWhenUsed="1"/>
-    <w:lsdException w:name="index 4" w:semiHidden="1" w:unhideWhenUsed="1"/>
-    <w:lsdException w:name="index 5" w:semiHidden="1" w:unhideWhenUsed="1"/>
-    <w:lsdException w:name="index 6" w:semiHidden="1" w:unhideWhenUsed="1"/>
-    <w:lsdException w:name="index 7" w:semiHidden="1" w:unhideWhenUsed="1"/>
-    <w:lsdException w:name="index 8" w:semiHidden="1" w:unhideWhenUsed="1"/>
-    <w:lsdException w:name="index 9" w:semiHidden="1" w:unhideWhenUsed="1"/>
-    <w:lsdException w:name="toc 1" w:semiHidden="1" w:uiPriority="39" w:unhideWhenUsed="1"/>
-    <w:lsdException w:name="toc 2" w:semiHidden="1" w:uiPriority="39" w:unhideWhenUsed="1"/>
-    <w:lsdException w:name="toc 3" w:semiHidden="1" w:uiPriority="39" w:unhideWhenUsed="1"/>
-    <w:lsdException w:name="toc 4" w:semiHidden="1" w:uiPriority="39" w:unhideWhenUsed="1"/>
-    <w:lsdException w:name="toc 5" w:semiHidden="1" w:uiPriority="39" w:unhideWhenUsed="1"/>
-    <w:lsdException w:name="toc 6" w:semiHidden="1" w:uiPriority="39" w:unhideWhenUsed="1"/>
-    <w:lsdException w:name="toc 7" w:semiHidden="1" w:uiPriority="39" w:unhideWhenUsed="1"/>
-    <w:lsdException w:name="toc 8" w:semiHidden="1" w:uiPriority="39" w:unhideWhenUsed="1"/>
-    <w:lsdException w:name="toc 9" w:semiHidden="1" w:uiPriority="39" w:unhideWhenUsed="1"/>
-    <w:lsdException w:name="Normal Indent" w:semiHidden="1" w:unhideWhenUsed="1"/>
-    <w:lsdException w:name="footnote text" w:semiHidden="1" w:unhideWhenUsed="1"/>
-    <w:lsdException w:name="annotation text" w:semiHidden="1" w:unhideWhenUsed="1"/>
-    <w:lsdException w:name="header" w:semiHidden="1" w:unhideWhenUsed="1"/>
-    <w:lsdException w:name="footer" w:semiHidden="1" w:unhideWhenUsed="1"/>
-    <w:lsdException w:name="index heading" w:semiHidden="1" w:unhideWhenUsed="1"/>
-    <w:lsdException w:name="caption" w:semiHidden="1" w:uiPriority="35" w:unhideWhenUsed="1" w:qFormat="1"/>
-    <w:lsdException w:name="table of figures" w:semiHidden="1" w:unhideWhenUsed="1"/>
-    <w:lsdException w:name="envelope address" w:semiHidden="1" w:unhideWhenUsed="1"/>
-    <w:lsdException w:name="envelope return" w:semiHidden="1" w:unhideWhenUsed="1"/>
-    <w:lsdException w:name="footnote reference" w:semiHidden="1" w:unhideWhenUsed="1"/>
-    <w:lsdException w:name="annotation reference" w:semiHidden="1" w:unhideWhenUsed="1"/>
-    <w:lsdException w:name="line number" w:semiHidden="1" w:unhideWhenUsed="1"/>
-    <w:lsdException w:name="page number" w:semiHidden="1" w:unhideWhenUsed="1"/>
-    <w:lsdException w:name="endnote reference" w:semiHidden="1" w:unhideWhenUsed="1"/>
-    <w:lsdException w:name="endnote text" w:semiHidden="1" w:unhideWhenUsed="1"/>
-    <w:lsdException w:name="table of authorities" w:semiHidden="1" w:unhideWhenUsed="1"/>
-    <w:lsdException w:name="macro" w:semiHidden="1" w:unhideWhenUsed="1"/>
-    <w:lsdException w:name="toa heading" w:semiHidden="1" w:unhideWhenUsed="1"/>
-    <w:lsdException w:name="List" w:semiHidden="1" w:unhideWhenUsed="1"/>
-    <w:lsdException w:name="List Bullet" w:semiHidden="1" w:unhideWhenUsed="1"/>
-    <w:lsdException w:name="List Number" w:semiHidden="1" w:unhideWhenUsed="1"/>
-    <w:lsdException w:name="List 2" w:semiHidden="1" w:unhideWhenUsed="1"/>
-    <w:lsdException w:name="List 3" w:semiHidden="1" w:unhideWhenUsed="1"/>
-    <w:lsdException w:name="List 4" w:semiHidden="1" w:unhideWhenUsed="1"/>
-    <w:lsdException w:name="List 5" w:semiHidden="1" w:unhideWhenUsed="1"/>
-    <w:lsdException w:name="List Bullet 2" w:semiHidden="1" w:unhideWhenUsed="1"/>
-    <w:lsdException w:name="List Bullet 3" w:semiHidden="1" w:unhideWhenUsed="1"/>
-    <w:lsdException w:name="List Bullet 4" w:semiHidden="1" w:unhideWhenUsed="1"/>
-    <w:lsdException w:name="List Bullet 5" w:semiHidden="1" w:unhideWhenUsed="1"/>
-    <w:lsdException w:name="List Number 2" w:semiHidden="1" w:unhideWhenUsed="1"/>
-    <w:lsdException w:name="List Number 3" w:semiHidden="1" w:unhideWhenUsed="1"/>
-    <w:lsdException w:name="List Number 4" w:semiHidden="1" w:unhideWhenUsed="1"/>
-    <w:lsdException w:name="List Number 5" w:semiHidden="1" w:unhideWhenUsed="1"/>
-    <w:lsdException w:name="Title" w:uiPriority="10" w:qFormat="1"/>
-    <w:lsdException w:name="Closing" w:semiHidden="1" w:unhideWhenUsed="1"/>
-    <w:lsdException w:name="Signature" w:semiHidden="1" w:unhideWhenUsed="1"/>
-    <w:lsdException w:name="Default Paragraph Font" w:semiHidden="1" w:uiPriority="1" w:unhideWhenUsed="1"/>
-    <w:lsdException w:name="Body Text" w:semiHidden="1" w:unhideWhenUsed="1"/>
-    <w:lsdException w:name="Body Text Indent" w:semiHidden="1" w:unhideWhenUsed="1"/>
-    <w:lsdException w:name="List Continue" w:semiHidden="1" w:unhideWhenUsed="1"/>
-    <w:lsdException w:name="List Continue 2" w:semiHidden="1" w:unhideWhenUsed="1"/>
-    <w:lsdException w:name="List Continue 3" w:semiHidden="1" w:unhideWhenUsed="1"/>
-    <w:lsdException w:name="List Continue 4" w:semiHidden="1" w:unhideWhenUsed="1"/>
-    <w:lsdException w:name="List Continue 5" w:semiHidden="1" w:unhideWhenUsed="1"/>
-    <w:lsdException w:name="Message Header" w:semiHidden="1" w:unhideWhenUsed="1"/>
-    <w:lsdException w:name="Subtitle" w:uiPriority="11" w:qFormat="1"/>
-    <w:lsdException w:name="Salutation" w:semiHidden="1" w:unhideWhenUsed="1"/>
-    <w:lsdException w:name="Date" w:semiHidden="1" w:unhideWhenUsed="1"/>
-    <w:lsdException w:name="Body Text First Indent" w:semiHidden="1" w:unhideWhenUsed="1"/>
-    <w:lsdException w:name="Body Text First Indent 2" w:semiHidden="1" w:unhideWhenUsed="1"/>
-    <w:lsdException w:name="Note Heading" w:semiHidden="1" w:unhideWhenUsed="1"/>
-    <w:lsdException w:name="Body Text 2" w:semiHidden="1" w:unhideWhenUsed="1"/>
-    <w:lsdException w:name="Body Text 3" w:semiHidden="1" w:unhideWhenUsed="1"/>
-    <w:lsdException w:name="Body Text Indent 2" w:semiHidden="1" w:unhideWhenUsed="1"/>
-    <w:lsdException w:name="Body Text Indent 3" w:semiHidden="1" w:unhideWhenUsed="1"/>
-    <w:lsdException w:name="Block Text" w:semiHidden="1" w:unhideWhenUsed="1"/>
-    <w:lsdException w:name="Hyperlink" w:semiHidden="1" w:unhideWhenUsed="1"/>
-    <w:lsdException w:name="FollowedHyperlink" w:semiHidden="1" w:unhideWhenUsed="1"/>
-    <w:lsdException w:name="Strong" w:uiPriority="22" w:qFormat="1"/>
-    <w:lsdException w:name="Emphasis" w:uiPriority="20" w:qFormat="1"/>
-    <w:lsdException w:name="Document Map" w:semiHidden="1" w:unhideWhenUsed="1"/>
-    <w:lsdException w:name="Plain Text" w:semiHidden="1" w:unhideWhenUsed="1"/>
-    <w:lsdException w:name="E-mail Signature" w:semiHidden="1" w:unhideWhenUsed="1"/>
-    <w:lsdException w:name="HTML Top of Form" w:semiHidden="1" w:unhideWhenUsed="1"/>
-    <w:lsdException w:name="HTML Bottom of Form" w:semiHidden="1" w:unhideWhenUsed="1"/>
-    <w:lsdException w:name="Normal (Web)" w:semiHidden="1" w:unhideWhenUsed="1"/>
-    <w:lsdException w:name="HTML Acronym" w:semiHidden="1" w:unhideWhenUsed="1"/>
-    <w:lsdException w:name="HTML Address" w:semiHidden="1" w:unhideWhenUsed="1"/>
-    <w:lsdException w:name="HTML Cite" w:semiHidden="1" w:unhideWhenUsed="1"/>
-    <w:lsdException w:name="HTML Code" w:semiHidden="1" w:unhideWhenUsed="1"/>
-    <w:lsdException w:name="HTML Definition" w:semiHidden="1" w:unhideWhenUsed="1"/>
-    <w:lsdException w:name="HTML Keyboard" w:semiHidden="1" w:unhideWhenUsed="1"/>
-    <w:lsdException w:name="HTML Preformatted" w:semiHidden="1" w:unhideWhenUsed="1"/>
-    <w:lsdException w:name="HTML Sample" w:semiHidden="1" w:unhideWhenUsed="1"/>
-    <w:lsdException w:name="HTML Typewriter" w:semiHidden="1" w:unhideWhenUsed="1"/>
-    <w:lsdException w:name="HTML Variable" w:semiHidden="1" w:unhideWhenUsed="1"/>
-    <w:lsdException w:name="Normal Table" w:semiHidden="1" w:unhideWhenUsed="1"/>
-    <w:lsdException w:name="annotation subject" w:semiHidden="1" w:unhideWhenUsed="1"/>
-    <w:lsdException w:name="No List" w:semiHidden="1" w:unhideWhenUsed="1"/>
-    <w:lsdException w:name="Outline List 1" w:semiHidden="1" w:unhideWhenUsed="1"/>
-    <w:lsdException w:name="Outline List 2" w:semiHidden="1" w:unhideWhenUsed="1"/>
-    <w:lsdException w:name="Outline List 3" w:semiHidden="1" w:unhideWhenUsed="1"/>
-    <w:lsdException w:name="Table Simple 1" w:semiHidden="1" w:unhideWhenUsed="1"/>
-    <w:lsdException w:name="Table Simple 2" w:semiHidden="1" w:unhideWhenUsed="1"/>
-    <w:lsdException w:name="Table Simple 3" w:semiHidden="1" w:unhideWhenUsed="1"/>
-    <w:lsdException w:name="Table Classic 1" w:semiHidden="1" w:unhideWhenUsed="1"/>
-    <w:lsdException w:name="Table Classic 2" w:semiHidden="1" w:unhideWhenUsed="1"/>
-    <w:lsdException w:name="Table Classic 3" w:semiHidden="1" w:unhideWhenUsed="1"/>
-    <w:lsdException w:name="Table Classic 4" w:semiHidden="1" w:unhideWhenUsed="1"/>
-    <w:lsdException w:name="Table Colorful 1" w:semiHidden="1" w:unhideWhenUsed="1"/>
-    <w:lsdException w:name="Table Colorful 2" w:semiHidden="1" w:unhideWhenUsed="1"/>
-    <w:lsdException w:name="Table Colorful 3" w:semiHidden="1" w:unhideWhenUsed="1"/>
-    <w:lsdException w:name="Table Columns 1" w:semiHidden="1" w:unhideWhenUsed="1"/>
-    <w:lsdException w:name="Table Columns 2" w:semiHidden="1" w:unhideWhenUsed="1"/>
-    <w:lsdException w:name="Table Columns 3" w:semiHidden="1" w:unhideWhenUsed="1"/>
-    <w:lsdException w:name="Table Columns 4" w:semiHidden="1" w:unhideWhenUsed="1"/>
-    <w:lsdException w:name="Table Columns 5" w:semiHidden="1" w:unhideWhenUsed="1"/>
-    <w:lsdException w:name="Table Grid 1" w:semiHidden="1" w:unhideWhenUsed="1"/>
-    <w:lsdException w:name="Table Grid 2" w:semiHidden="1" w:unhideWhenUsed="1"/>
-    <w:lsdException w:name="Table Grid 3" w:semiHidden="1" w:unhideWhenUsed="1"/>
-    <w:lsdException w:name="Table Grid 4" w:semiHidden="1" w:unhideWhenUsed="1"/>
-    <w:lsdException w:name="Table Grid 5" w:semiHidden="1" w:unhideWhenUsed="1"/>
-    <w:lsdException w:name="Table Grid 6" w:semiHidden="1" w:unhideWhenUsed="1"/>
-    <w:lsdException w:name="Table Grid 7" w:semiHidden="1" w:unhideWhenUsed="1"/>
-    <w:lsdException w:name="Table Grid 8" w:semiHidden="1" w:unhideWhenUsed="1"/>
-    <w:lsdException w:name="Table List 1" w:semiHidden="1" w:unhideWhenUsed="1"/>
-    <w:lsdException w:name="Table List 2" w:semiHidden="1" w:unhideWhenUsed="1"/>
-    <w:lsdException w:name="Table List 3" w:semiHidden="1" w:unhideWhenUsed="1"/>
-    <w:lsdException w:name="Table List 4" w:semiHidden="1" w:unhideWhenUsed="1"/>
-    <w:lsdException w:name="Table List 5" w:semiHidden="1" w:unhideWhenUsed="1"/>
-    <w:lsdException w:name="Table List 6" w:semiHidden="1" w:unhideWhenUsed="1"/>
-    <w:lsdException w:name="Table List 7" w:semiHidden="1" w:unhideWhenUsed="1"/>
-    <w:lsdException w:name="Table List 8" w:semiHidden="1" w:unhideWhenUsed="1"/>
-    <w:lsdException w:name="Table 3D effects 1" w:semiHidden="1" w:unhideWhenUsed="1"/>
-    <w:lsdException w:name="Table 3D effects 2" w:semiHidden="1" w:unhideWhenUsed="1"/>
-    <w:lsdException w:name="Table 3D effects 3" w:semiHidden="1" w:unhideWhenUsed="1"/>
-    <w:lsdException w:name="Table Contemporary" w:semiHidden="1" w:unhideWhenUsed="1"/>
-    <w:lsdException w:name="Table Elegant" w:semiHidden="1" w:unhideWhenUsed="1"/>
-    <w:lsdException w:name="Table Professional" w:semiHidden="1" w:unhideWhenUsed="1"/>
-    <w:lsdException w:name="Table Subtle 1" w:semiHidden="1" w:unhideWhenUsed="1"/>
-    <w:lsdException w:name="Table Subtle 2" w:semiHidden="1" w:unhideWhenUsed="1"/>
-    <w:lsdException w:name="Table Web 1" w:semiHidden="1" w:unhideWhenUsed="1"/>
-    <w:lsdException w:name="Table Web 2" w:semiHidden="1" w:unhideWhenUsed="1"/>
-    <w:lsdException w:name="Table Web 3" w:semiHidden="1" w:unhideWhenUsed="1"/>
-    <w:lsdException w:name="Balloon Text" w:semiHidden="1" w:unhideWhenUsed="1"/>
-    <w:lsdException w:name="Table Grid" w:uiPriority="39"/>
-    <w:lsdException w:name="Table Theme" w:semiHidden="1" w:unhideWhenUsed="1"/>
-    <w:lsdException w:name="Placeholder Text" w:semiHidden="1"/>
-    <w:lsdException w:name="No Spacing" w:uiPriority="1" w:qFormat="1"/>
-    <w:lsdException w:name="Light Shading" w:uiPriority="60"/>
-    <w:lsdException w:name="Light List" w:uiPriority="61"/>
-    <w:lsdException w:name="Light Grid" w:uiPriority="62"/>
-    <w:lsdException w:name="Medium Shading 1" w:uiPriority="63"/>
-    <w:lsdException w:name="Medium Shading 2" w:uiPriority="64"/>
-    <w:lsdException w:name="Medium List 1" w:uiPriority="65"/>
-    <w:lsdException w:name="Medium List 2" w:uiPriority="66"/>
-    <w:lsdException w:name="Medium Grid 1" w:uiPriority="67"/>
-    <w:lsdException w:name="Medium Grid 2" w:uiPriority="68"/>
-    <w:lsdException w:name="Medium Grid 3" w:uiPriority="69"/>
-    <w:lsdException w:name="Dark List" w:uiPriority="70"/>
-    <w:lsdException w:name="Colorful Shading" w:uiPriority="71"/>
-    <w:lsdException w:name="Colorful List" w:uiPriority="72"/>
-    <w:lsdException w:name="Colorful Grid" w:uiPriority="73"/>
-    <w:lsdException w:name="Light Shading Accent 1" w:uiPriority="60"/>
-    <w:lsdException w:name="Light List Accent 1" w:uiPriority="61"/>
-    <w:lsdException w:name="Light Grid Accent 1" w:uiPriority="62"/>
-    <w:lsdException w:name="Medium Shading 1 Accent 1" w:uiPriority="63"/>
-    <w:lsdException w:name="Medium Shading 2 Accent 1" w:uiPriority="64"/>
-    <w:lsdException w:name="Medium List 1 Accent 1" w:uiPriority="65"/>
-    <w:lsdException w:name="Revision" w:semiHidden="1"/>
-    <w:lsdException w:name="List Paragraph" w:uiPriority="34" w:qFormat="1"/>
-    <w:lsdException w:name="Quote" w:uiPriority="29" w:qFormat="1"/>
-    <w:lsdException w:name="Intense Quote" w:uiPriority="30" w:qFormat="1"/>
-    <w:lsdException w:name="Medium List 2 Accent 1" w:uiPriority="66"/>
-    <w:lsdException w:name="Medium Grid 1 Accent 1" w:uiPriority="67"/>
-    <w:lsdException w:name="Medium Grid 2 Accent 1" w:uiPriority="68"/>
-    <w:lsdException w:name="Medium Grid 3 Accent 1" w:uiPriority="69"/>
-    <w:lsdException w:name="Dark List Accent 1" w:uiPriority="70"/>
-    <w:lsdException w:name="Colorful Shading Accent 1" w:uiPriority="71"/>
-    <w:lsdException w:name="Colorful List Accent 1" w:uiPriority="72"/>
-    <w:lsdException w:name="Colorful Grid Accent 1" w:uiPriority="73"/>
-    <w:lsdException w:name="Light Shading Accent 2" w:uiPriority="60"/>
-    <w:lsdException w:name="Light List Accent 2" w:uiPriority="61"/>
-    <w:lsdException w:name="Light Grid Accent 2" w:uiPriority="62"/>
-    <w:lsdException w:name="Medium Shading 1 Accent 2" w:uiPriority="63"/>
-    <w:lsdException w:name="Medium Shading 2 Accent 2" w:uiPriority="64"/>
-    <w:lsdException w:name="Medium List 1 Accent 2" w:uiPriority="65"/>
-    <w:lsdException w:name="Medium List 2 Accent 2" w:uiPriority="66"/>
-    <w:lsdException w:name="Medium Grid 1 Accent 2" w:uiPriority="67"/>
-    <w:lsdException w:name="Medium Grid 2 Accent 2" w:uiPriority="68"/>
-    <w:lsdException w:name="Medium Grid 3 Accent 2" w:uiPriority="69"/>
-    <w:lsdException w:name="Dark List Accent 2" w:uiPriority="70"/>
-    <w:lsdException w:name="Colorful Shading Accent 2" w:uiPriority="71"/>
-    <w:lsdException w:name="Colorful List Accent 2" w:uiPriority="72"/>
-    <w:lsdException w:name="Colorful Grid Accent 2" w:uiPriority="73"/>
-    <w:lsdException w:name="Light Shading Accent 3" w:uiPriority="60"/>
-    <w:lsdException w:name="Light List Accent 3" w:uiPriority="61"/>
-    <w:lsdException w:name="Light Grid Accent 3" w:uiPriority="62"/>
-    <w:lsdException w:name="Medium Shading 1 Accent 3" w:uiPriority="63"/>
-    <w:lsdException w:name="Medium Shading 2 Accent 3" w:uiPriority="64"/>
-    <w:lsdException w:name="Medium List 1 Accent 3" w:uiPriority="65"/>
-    <w:lsdException w:name="Medium List 2 Accent 3" w:uiPriority="66"/>
-    <w:lsdException w:name="Medium Grid 1 Accent 3" w:uiPriority="67"/>
-    <w:lsdException w:name="Medium Grid 2 Accent 3" w:uiPriority="68"/>
-    <w:lsdException w:name="Medium Grid 3 Accent 3" w:uiPriority="69"/>
-    <w:lsdException w:name="Dark List Accent 3" w:uiPriority="70"/>
-    <w:lsdException w:name="Colorful Shading Accent 3" w:uiPriority="71"/>
-    <w:lsdException w:name="Colorful List Accent 3" w:uiPriority="72"/>
-    <w:lsdException w:name="Colorful Grid Accent 3" w:uiPriority="73"/>
-    <w:lsdException w:name="Light Shading Accent 4" w:uiPriority="60"/>
-    <w:lsdException w:name="Light List Accent 4" w:uiPriority="61"/>
-    <w:lsdException w:name="Light Grid Accent 4" w:uiPriority="62"/>
-    <w:lsdException w:name="Medium Shading 1 Accent 4" w:uiPriority="63"/>
-    <w:lsdException w:name="Medium Shading 2 Accent 4" w:uiPriority="64"/>
-    <w:lsdException w:name="Medium List 1 Accent 4" w:uiPriority="65"/>
-    <w:lsdException w:name="Medium List 2 Accent 4" w:uiPriority="66"/>
-    <w:lsdException w:name="Medium Grid 1 Accent 4" w:uiPriority="67"/>
-    <w:lsdException w:name="Medium Grid 2 Accent 4" w:uiPriority="68"/>
-    <w:lsdException w:name="Medium Grid 3 Accent 4" w:uiPriority="69"/>
-    <w:lsdException w:name="Dark List Accent 4" w:uiPriority="70"/>
-    <w:lsdException w:name="Colorful Shading Accent 4" w:uiPriority="71"/>
-    <w:lsdException w:name="Colorful List Accent 4" w:uiPriority="72"/>
-    <w:lsdException w:name="Colorful Grid Accent 4" w:uiPriority="73"/>
-    <w:lsdException w:name="Light Shading Accent 5" w:uiPriority="60"/>
-    <w:lsdException w:name="Light List Accent 5" w:uiPriority="61"/>
-    <w:lsdException w:name="Light Grid Accent 5" w:uiPriority="62"/>
-    <w:lsdException w:name="Medium Shading 1 Accent 5" w:uiPriority="63"/>
-    <w:lsdException w:name="Medium Shading 2 Accent 5" w:uiPriority="64"/>
-    <w:lsdException w:name="Medium List 1 Accent 5" w:uiPriority="65"/>
-    <w:lsdException w:name="Medium List 2 Accent 5" w:uiPriority="66"/>
-    <w:lsdException w:name="Medium Grid 1 Accent 5" w:uiPriority="67"/>
-    <w:lsdException w:name="Medium Grid 2 Accent 5" w:uiPriority="68"/>
-    <w:lsdException w:name="Medium Grid 3 Accent 5" w:uiPriority="69"/>
-    <w:lsdException w:name="Dark List Accent 5" w:uiPriority="70"/>
-    <w:lsdException w:name="Colorful Shading Accent 5" w:uiPriority="71"/>
-    <w:lsdException w:name="Colorful List Accent 5" w:uiPriority="72"/>
-    <w:lsdException w:name="Colorful Grid Accent 5" w:uiPriority="73"/>
-    <w:lsdException w:name="Light Shading Accent 6" w:uiPriority="60"/>
-    <w:lsdException w:name="Light List Accent 6" w:uiPriority="61"/>
-    <w:lsdException w:name="Light Grid Accent 6" w:uiPriority="62"/>
-    <w:lsdException w:name="Medium Shading 1 Accent 6" w:uiPriority="63"/>
-    <w:lsdException w:name="Medium Shading 2 Accent 6" w:uiPriority="64"/>
-    <w:lsdException w:name="Medium List 1 Accent 6" w:uiPriority="65"/>
-    <w:lsdException w:name="Medium List 2 Accent 6" w:uiPriority="66"/>
-    <w:lsdException w:name="Medium Grid 1 Accent 6" w:uiPriority="67"/>
-    <w:lsdException w:name="Medium Grid 2 Accent 6" w:uiPriority="68"/>
-    <w:lsdException w:name="Medium Grid 3 Accent 6" w:uiPriority="69"/>
-    <w:lsdException w:name="Dark List Accent 6" w:uiPriority="70"/>
-    <w:lsdException w:name="Colorful Shading Accent 6" w:uiPriority="71"/>
-    <w:lsdException w:name="Colorful List Accent 6" w:uiPriority="72"/>
-    <w:lsdException w:name="Colorful Grid Accent 6" w:uiPriority="73"/>
-    <w:lsdException w:name="Subtle Emphasis" w:uiPriority="19" w:qFormat="1"/>
-    <w:lsdException w:name="Intense Emphasis" w:uiPriority="21" w:qFormat="1"/>
-    <w:lsdException w:name="Subtle Reference" w:uiPriority="31" w:qFormat="1"/>
-    <w:lsdException w:name="Intense Reference" w:uiPriority="32" w:qFormat="1"/>
-    <w:lsdException w:name="Book Title" w:uiPriority="33" w:qFormat="1"/>
-    <w:lsdException w:name="Bibliography" w:semiHidden="1" w:uiPriority="37" w:unhideWhenUsed="1"/>
-    <w:lsdException w:name="TOC Heading" w:semiHidden="1" w:uiPriority="39" w:unhideWhenUsed="1" w:qFormat="1"/>
-    <w:lsdException w:name="Plain Table 1" w:uiPriority="41"/>
-    <w:lsdException w:name="Plain Table 2" w:uiPriority="42"/>
-    <w:lsdException w:name="Plain Table 3" w:uiPriority="43"/>
-    <w:lsdException w:name="Plain Table 4" w:uiPriority="44"/>
-    <w:lsdException w:name="Plain Table 5" w:uiPriority="45"/>
-    <w:lsdException w:name="Grid Table Light" w:uiPriority="40"/>
-    <w:lsdException w:name="Grid Table 1 Light" w:uiPriority="46"/>
-    <w:lsdException w:name="Grid Table 2" w:uiPriority="47"/>
-    <w:lsdException w:name="Grid Table 3" w:uiPriority="48"/>
-    <w:lsdException w:name="Grid Table 4" w:uiPriority="49"/>
-    <w:lsdException w:name="Grid Table 5 Dark" w:uiPriority="50"/>
-    <w:lsdException w:name="Grid Table 6 Colorful" w:uiPriority="51"/>
-    <w:lsdException w:name="Grid Table 7 Colorful" w:uiPriority="52"/>
-    <w:lsdException w:name="Grid Table 1 Light Accent 1" w:uiPriority="46"/>
-    <w:lsdException w:name="Grid Table 2 Accent 1" w:uiPriority="47"/>
-    <w:lsdException w:name="Grid Table 3 Accent 1" w:uiPriority="48"/>
-    <w:lsdException w:name="Grid Table 4 Accent 1" w:uiPriority="49"/>
-    <w:lsdException w:name="Grid Table 5 Dark Accent 1" w:uiPriority="50"/>
-    <w:lsdException w:name="Grid Table 6 Colorful Accent 1" w:uiPriority="51"/>
-    <w:lsdException w:name="Grid Table 7 Colorful Accent 1" w:uiPriority="52"/>
-    <w:lsdException w:name="Grid Table 1 Light Accent 2" w:uiPriority="46"/>
-    <w:lsdException w:name="Grid Table 2 Accent 2" w:uiPriority="47"/>
-    <w:lsdException w:name="Grid Table 3 Accent 2" w:uiPriority="48"/>
-    <w:lsdException w:name="Grid Table 4 Accent 2" w:uiPriority="49"/>
-    <w:lsdException w:name="Grid Table 5 Dark Accent 2" w:uiPriority="50"/>
-    <w:lsdException w:name="Grid Table 6 Colorful Accent 2" w:uiPriority="51"/>
-    <w:lsdException w:name="Grid Table 7 Colorful Accent 2" w:uiPriority="52"/>
-    <w:lsdException w:name="Grid Table 1 Light Accent 3" w:uiPriority="46"/>
-    <w:lsdException w:name="Grid Table 2 Accent 3" w:uiPriority="47"/>
-    <w:lsdException w:name="Grid Table 3 Accent 3" w:uiPriority="48"/>
-    <w:lsdException w:name="Grid Table 4 Accent 3" w:uiPriority="49"/>
-    <w:lsdException w:name="Grid Table 5 Dark Accent 3" w:uiPriority="50"/>
-    <w:lsdException w:name="Grid Table 6 Colorful Accent 3" w:uiPriority="51"/>
-    <w:lsdException w:name="Grid Table 7 Colorful Accent 3" w:uiPriority="52"/>
-    <w:lsdException w:name="Grid Table 1 Light Accent 4" w:uiPriority="46"/>
-    <w:lsdException w:name="Grid Table 2 Accent 4" w:uiPriority="47"/>
-    <w:lsdException w:name="Grid Table 3 Accent 4" w:uiPriority="48"/>
-    <w:lsdException w:name="Grid Table 4 Accent 4" w:uiPriority="49"/>
-    <w:lsdException w:name="Grid Table 5 Dark Accent 4" w:uiPriority="50"/>
-    <w:lsdException w:name="Grid Table 6 Colorful Accent 4" w:uiPriority="51"/>
-    <w:lsdException w:name="Grid Table 7 Colorful Accent 4" w:uiPriority="52"/>
-    <w:lsdException w:name="Grid Table 1 Light Accent 5" w:uiPriority="46"/>
-    <w:lsdException w:name="Grid Table 2 Accent 5" w:uiPriority="47"/>
-    <w:lsdException w:name="Grid Table 3 Accent 5" w:uiPriority="48"/>
-    <w:lsdException w:name="Grid Table 4 Accent 5" w:uiPriority="49"/>
-    <w:lsdException w:name="Grid Table 5 Dark Accent 5" w:uiPriority="50"/>
-    <w:lsdException w:name="Grid Table 6 Colorful Accent 5" w:uiPriority="51"/>
-    <w:lsdException w:name="Grid Table 7 Colorful Accent 5" w:uiPriority="52"/>
-    <w:lsdException w:name="Grid Table 1 Light Accent 6" w:uiPriority="46"/>
-    <w:lsdException w:name="Grid Table 2 Accent 6" w:uiPriority="47"/>
-    <w:lsdException w:name="Grid Table 3 Accent 6" w:uiPriority="48"/>
-    <w:lsdException w:name="Grid Table 4 Accent 6" w:uiPriority="49"/>
-    <w:lsdException w:name="Grid Table 5 Dark Accent 6" w:uiPriority="50"/>
-    <w:lsdException w:name="Grid Table 6 Colorful Accent 6" w:uiPriority="51"/>
-    <w:lsdException w:name="Grid Table 7 Colorful Accent 6" w:uiPriority="52"/>
-    <w:lsdException w:name="List Table 1 Light" w:uiPriority="46"/>
-    <w:lsdException w:name="List Table 2" w:uiPriority="47"/>
-    <w:lsdException w:name="List Table 3" w:uiPriority="48"/>
-    <w:lsdException w:name="List Table 4" w:uiPriority="49"/>
-    <w:lsdException w:name="List Table 5 Dark" w:uiPriority="50"/>
-    <w:lsdException w:name="List Table 6 Colorful" w:uiPriority="51"/>
-    <w:lsdException w:name="List Table 7 Colorful" w:uiPriority="52"/>
-    <w:lsdException w:name="List Table 1 Light Accent 1" w:uiPriority="46"/>
-    <w:lsdException w:name="List Table 2 Accent 1" w:uiPriority="47"/>
-    <w:lsdException w:name="List Table 3 Accent 1" w:uiPriority="48"/>
-    <w:lsdException w:name="List Table 4 Accent 1" w:uiPriority="49"/>
-    <w:lsdException w:name="List Table 5 Dark Accent 1" w:uiPriority="50"/>
-    <w:lsdException w:name="List Table 6 Colorful Accent 1" w:uiPriority="51"/>
-    <w:lsdException w:name="List Table 7 Colorful Accent 1" w:uiPriority="52"/>
-    <w:lsdException w:name="List Table 1 Light Accent 2" w:uiPriority="46"/>
-    <w:lsdException w:name="List Table 2 Accent 2" w:uiPriority="47"/>
-    <w:lsdException w:name="List Table 3 Accent 2" w:uiPriority="48"/>
-    <w:lsdException w:name="List Table 4 Accent 2" w:uiPriority="49"/>
-    <w:lsdException w:name="List Table 5 Dark Accent 2" w:uiPriority="50"/>
-    <w:lsdException w:name="List Table 6 Colorful Accent 2" w:uiPriority="51"/>
-    <w:lsdException w:name="List Table 7 Colorful Accent 2" w:uiPriority="52"/>
-    <w:lsdException w:name="List Table 1 Light Accent 3" w:uiPriority="46"/>
-    <w:lsdException w:name="List Table 2 Accent 3" w:uiPriority="47"/>
-    <w:lsdException w:name="List Table 3 Accent 3" w:uiPriority="48"/>
-    <w:lsdException w:name="List Table 4 Accent 3" w:uiPriority="49"/>
-    <w:lsdException w:name="List Table 5 Dark Accent 3" w:uiPriority="50"/>
-    <w:lsdException w:name="List Table 6 Colorful Accent 3" w:uiPriority="51"/>
-    <w:lsdException w:name="List Table 7 Colorful Accent 3" w:uiPriority="52"/>
-    <w:lsdException w:name="List Table 1 Light Accent 4" w:uiPriority="46"/>
-    <w:lsdException w:name="List Table 2 Accent 4" w:uiPriority="47"/>
-    <w:lsdException w:name="List Table 3 Accent 4" w:uiPriority="48"/>
-    <w:lsdException w:name="List Table 4 Accent 4" w:uiPriority="49"/>
-    <w:lsdException w:name="List Table 5 Dark Accent 4" w:uiPriority="50"/>
-    <w:lsdException w:name="List Table 6 Colorful Accent 4" w:uiPriority="51"/>
-    <w:lsdException w:name="List Table 7 Colorful Accent 4" w:uiPriority="52"/>
-    <w:lsdException w:name="List Table 1 Light Accent 5" w:uiPriority="46"/>
-    <w:lsdException w:name="List Table 2 Accent 5" w:uiPriority="47"/>
-    <w:lsdException w:name="List Table 3 Accent 5" w:uiPriority="48"/>
-    <w:lsdException w:name="List Table 4 Accent 5" w:uiPriority="49"/>
-    <w:lsdException w:name="List Table 5 Dark Accent 5" w:uiPriority="50"/>
-    <w:lsdException w:name="List Table 6 Colorful Accent 5" w:uiPriority="51"/>
-    <w:lsdException w:name="List Table 7 Colorful Accent 5" w:uiPriority="52"/>
-    <w:lsdException w:name="List Table 1 Light Accent 6" w:uiPriority="46"/>
-    <w:lsdException w:name="List Table 2 Accent 6" w:uiPriority="47"/>
-    <w:lsdException w:name="List Table 3 Accent 6" w:uiPriority="48"/>
-    <w:lsdException w:name="List Table 4 Accent 6" w:uiPriority="49"/>
-    <w:lsdException w:name="List Table 5 Dark Accent 6" w:uiPriority="50"/>
-    <w:lsdException w:name="List Table 6 Colorful Accent 6" w:uiPriority="51"/>
-    <w:lsdException w:name="List Table 7 Colorful Accent 6" w:uiPriority="52"/>
-    <w:lsdException w:name="Mention" w:semiHidden="1" w:unhideWhenUsed="1"/>
-    <w:lsdException w:name="Smart Hyperlink" w:semiHidden="1" w:unhideWhenUsed="1"/>
-    <w:lsdException w:name="Hashtag" w:semiHidden="1" w:unhideWhenUsed="1"/>
-    <w:lsdException w:name="Unresolved Mention" w:semiHidden="1" w:unhideWhenUsed="1"/>
-  </w:latentStyles>
-  <w:style w:type="paragraph" w:default="1" w:styleId="Normal">
-    <w:name w:val="Normal"/>
-    <w:qFormat/>
-  </w:style>
-  <w:style w:type="character" w:default="1" w:styleId="DefaultParagraphFont">
-    <w:name w:val="Default Paragraph Font"/>
-    <w:uiPriority w:val="1"/>
-    <w:semiHidden/>
-    <w:unhideWhenUsed/>
-  </w:style>
-  <w:style w:type="table" w:default="1" w:styleId="TableNormal">
-    <w:name w:val="Normal Table"/>
-    <w:uiPriority w:val="99"/>
-    <w:semiHidden/>
-    <w:unhideWhenUsed/>
-    <w:tblPr>
-      <w:tblInd w:w="0" w:type="dxa"/>
-      <w:tblCellMar>
-        <w:top w:w="0" w:type="dxa"/>
-        <w:left w:w="108" w:type="dxa"/>
-        <w:bottom w:w="0" w:type="dxa"/>
-        <w:right w:w="108" w:type="dxa"/>
-      </w:tblCellMar>
-    </w:tblPr>
-  </w:style>
-  <w:style w:type="numbering" w:default="1" w:styleId="NoList">
-    <w:name w:val="No List"/>
-    <w:uiPriority w:val="99"/>
-    <w:semiHidden/>
-    <w:unhideWhenUsed/>
-  </w:style>
-  <w:style w:type="character" w:styleId="PlaceholderText">
-    <w:name w:val="Placeholder Text"/>
-    <w:basedOn w:val="DefaultParagraphFont"/>
-    <w:uiPriority w:val="99"/>
-    <w:semiHidden/>
-    <w:rsid w:val="009E1EAB"/>
-    <w:rPr>
-      <w:color w:val="808080"/>
-    </w:rPr>
-  </w:style>
-  <w:style w:type="paragraph" w:customStyle="1" w:styleId="50ACA019346143B2A1AF6CCCB1B68221">
-    <w:name w:val="50ACA019346143B2A1AF6CCCB1B68221"/>
-    <w:rsid w:val="009E1EAB"/>
-  </w:style>
-  <w:style w:type="paragraph" w:customStyle="1" w:styleId="20F2284F69D14E42AB8DD4FF767E1069">
-    <w:name w:val="20F2284F69D14E42AB8DD4FF767E1069"/>
-    <w:rsid w:val="009E1EAB"/>
-  </w:style>
-  <w:style w:type="paragraph" w:customStyle="1" w:styleId="B56AD0FD9A174A5C896A9FFF528620D0">
-    <w:name w:val="B56AD0FD9A174A5C896A9FFF528620D0"/>
-    <w:rsid w:val="009E1EAB"/>
-  </w:style>
-  <w:style w:type="paragraph" w:customStyle="1" w:styleId="8D1B3AC0EBE0490B97FF31D82917D11F">
-    <w:name w:val="8D1B3AC0EBE0490B97FF31D82917D11F"/>
-    <w:rsid w:val="009E1EAB"/>
-  </w:style>
-  <w:style w:type="paragraph" w:customStyle="1" w:styleId="39AF24B22C024343A73B55003274707E">
-    <w:name w:val="39AF24B22C024343A73B55003274707E"/>
-    <w:rsid w:val="009E1EAB"/>
-  </w:style>
-  <w:style w:type="paragraph" w:customStyle="1" w:styleId="FE827C7AA9D442A4A2343CEE7882690F">
-    <w:name w:val="FE827C7AA9D442A4A2343CEE7882690F"/>
-    <w:rsid w:val="009E1EAB"/>
-  </w:style>
-  <w:style w:type="paragraph" w:customStyle="1" w:styleId="B9B4FB0AAB4B4BD6B4CB39B702B69C4B">
-    <w:name w:val="B9B4FB0AAB4B4BD6B4CB39B702B69C4B"/>
-    <w:rsid w:val="009E1EAB"/>
-  </w:style>
-  <w:style w:type="paragraph" w:customStyle="1" w:styleId="A6B9364B45EF4CA1BD255CB6B968A876">
-    <w:name w:val="A6B9364B45EF4CA1BD255CB6B968A876"/>
-    <w:rsid w:val="009E1EAB"/>
-  </w:style>
-  <w:style w:type="paragraph" w:customStyle="1" w:styleId="9264EA9C0712413FBB7B4723C2C56EC9">
-    <w:name w:val="9264EA9C0712413FBB7B4723C2C56EC9"/>
-    <w:rsid w:val="009E1EAB"/>
-  </w:style>
-  <w:style w:type="paragraph" w:customStyle="1" w:styleId="FF06D2A8C9CD49BEA7F9C6A62C6BF745">
-    <w:name w:val="FF06D2A8C9CD49BEA7F9C6A62C6BF745"/>
-    <w:rsid w:val="009E1EAB"/>
-  </w:style>
-  <w:style w:type="paragraph" w:customStyle="1" w:styleId="D2F786522A3B44D3B50A79B46678EC12">
-    <w:name w:val="D2F786522A3B44D3B50A79B46678EC12"/>
-    <w:rsid w:val="009E1EAB"/>
-  </w:style>
-  <w:style w:type="paragraph" w:customStyle="1" w:styleId="FB517A9A1ED4471EAE608D535A590B28">
-    <w:name w:val="FB517A9A1ED4471EAE608D535A590B28"/>
-    <w:rsid w:val="009E1EAB"/>
-  </w:style>
-  <w:style w:type="paragraph" w:customStyle="1" w:styleId="C9DB59C908E748908BB98907C602515F">
-    <w:name w:val="C9DB59C908E748908BB98907C602515F"/>
-    <w:rsid w:val="009E1EAB"/>
-  </w:style>
-  <w:style w:type="paragraph" w:customStyle="1" w:styleId="1B2C7FC6838F42B38DB0B31E09361B84">
-    <w:name w:val="1B2C7FC6838F42B38DB0B31E09361B84"/>
-    <w:rsid w:val="009E1EAB"/>
-  </w:style>
-  <w:style w:type="paragraph" w:customStyle="1" w:styleId="362FC8AD5CD34BBFB92FB4BE7FAE0D05">
-    <w:name w:val="362FC8AD5CD34BBFB92FB4BE7FAE0D05"/>
-    <w:rsid w:val="009E1EAB"/>
-  </w:style>
-  <w:style w:type="paragraph" w:customStyle="1" w:styleId="5E19CA3E3493496BAE1C0319204B0D65">
-    <w:name w:val="5E19CA3E3493496BAE1C0319204B0D65"/>
-    <w:rsid w:val="009E1EAB"/>
-  </w:style>
-  <w:style w:type="paragraph" w:customStyle="1" w:styleId="5CD55D97D04C4785831DEDB3D79E530C">
-    <w:name w:val="5CD55D97D04C4785831DEDB3D79E530C"/>
-    <w:rsid w:val="009E1EAB"/>
-  </w:style>
-  <w:style w:type="paragraph" w:customStyle="1" w:styleId="E49729FAD88A4213BBF1E40272A9ADD5">
-    <w:name w:val="E49729FAD88A4213BBF1E40272A9ADD5"/>
-    <w:rsid w:val="009E1EAB"/>
-  </w:style>
-  <w:style w:type="paragraph" w:customStyle="1" w:styleId="704096302E8C4C9F8C15A2357B9E2FE2">
-    <w:name w:val="704096302E8C4C9F8C15A2357B9E2FE2"/>
-    <w:rsid w:val="009E1EAB"/>
-  </w:style>
-  <w:style w:type="paragraph" w:customStyle="1" w:styleId="BE26E368648E4B0B872B8D17C979A58F">
-    <w:name w:val="BE26E368648E4B0B872B8D17C979A58F"/>
-    <w:rsid w:val="009E1EAB"/>
-  </w:style>
-  <w:style w:type="paragraph" w:customStyle="1" w:styleId="C573058B16BD4609ACEF32B58ACBC3DA">
-    <w:name w:val="C573058B16BD4609ACEF32B58ACBC3DA"/>
-    <w:rsid w:val="009E1EAB"/>
-  </w:style>
-  <w:style w:type="paragraph" w:customStyle="1" w:styleId="BE5CF103591E454DAE3F3B5DC952E9B5">
-    <w:name w:val="BE5CF103591E454DAE3F3B5DC952E9B5"/>
-    <w:rsid w:val="009E1EAB"/>
-  </w:style>
-  <w:style w:type="paragraph" w:styleId="Subtitle">
-    <w:name w:val="Subtitle"/>
-    <w:basedOn w:val="Normal"/>
-    <w:link w:val="SubtitleChar"/>
-    <w:uiPriority w:val="11"/>
-    <w:qFormat/>
-    <w:rsid w:val="009E1EAB"/>
-    <w:pPr>
-      <w:numPr>
-        <w:ilvl w:val="1"/>
-      </w:numPr>
-      <w:spacing w:after="200"/>
-      <w:contextualSpacing/>
-    </w:pPr>
-    <w:rPr>
-      <w:color w:val="F2F2F2" w:themeColor="background1" w:themeShade="F2"/>
-      <w:spacing w:val="15"/>
-      <w:sz w:val="48"/>
-    </w:rPr>
-  </w:style>
-  <w:style w:type="character" w:customStyle="1" w:styleId="SubtitleChar">
-    <w:name w:val="Subtitle Char"/>
-    <w:basedOn w:val="DefaultParagraphFont"/>
-    <w:link w:val="Subtitle"/>
-    <w:uiPriority w:val="11"/>
-    <w:rsid w:val="009E1EAB"/>
-    <w:rPr>
-      <w:color w:val="F2F2F2" w:themeColor="background1" w:themeShade="F2"/>
-      <w:spacing w:val="15"/>
-      <w:sz w:val="48"/>
-    </w:rPr>
-  </w:style>
-  <w:style w:type="paragraph" w:customStyle="1" w:styleId="B9B4FB0AAB4B4BD6B4CB39B702B69C4B1">
-    <w:name w:val="B9B4FB0AAB4B4BD6B4CB39B702B69C4B1"/>
-    <w:rsid w:val="009E1EAB"/>
-    <w:pPr>
-      <w:spacing w:after="0" w:line="240" w:lineRule="auto"/>
-      <w:contextualSpacing/>
-    </w:pPr>
-    <w:rPr>
-      <w:rFonts w:asciiTheme="majorHAnsi" w:eastAsiaTheme="majorEastAsia" w:hAnsiTheme="majorHAnsi" w:cstheme="majorBidi"/>
-      <w:spacing w:val="-10"/>
-      <w:kern w:val="28"/>
-      <w:sz w:val="96"/>
-      <w:szCs w:val="56"/>
-    </w:rPr>
-  </w:style>
-  <w:style w:type="paragraph" w:customStyle="1" w:styleId="A6B9364B45EF4CA1BD255CB6B968A8761">
-    <w:name w:val="A6B9364B45EF4CA1BD255CB6B968A8761"/>
-    <w:rsid w:val="009E1EAB"/>
-    <w:pPr>
-      <w:numPr>
-        <w:ilvl w:val="1"/>
-      </w:numPr>
-    </w:pPr>
-    <w:rPr>
-      <w:color w:val="F2F2F2" w:themeColor="background1" w:themeShade="F2"/>
-      <w:spacing w:val="15"/>
-      <w:sz w:val="48"/>
-    </w:rPr>
-  </w:style>
-  <w:style w:type="paragraph" w:customStyle="1" w:styleId="B9B4FB0AAB4B4BD6B4CB39B702B69C4B2">
-    <w:name w:val="B9B4FB0AAB4B4BD6B4CB39B702B69C4B2"/>
-    <w:rsid w:val="009E1EAB"/>
-    <w:pPr>
-      <w:spacing w:after="0" w:line="240" w:lineRule="auto"/>
-      <w:contextualSpacing/>
-    </w:pPr>
-    <w:rPr>
-      <w:rFonts w:asciiTheme="majorHAnsi" w:eastAsiaTheme="majorEastAsia" w:hAnsiTheme="majorHAnsi" w:cstheme="majorBidi"/>
-      <w:spacing w:val="-10"/>
-      <w:kern w:val="28"/>
-      <w:sz w:val="96"/>
-      <w:szCs w:val="56"/>
-    </w:rPr>
-  </w:style>
-  <w:style w:type="paragraph" w:customStyle="1" w:styleId="A6B9364B45EF4CA1BD255CB6B968A8762">
-    <w:name w:val="A6B9364B45EF4CA1BD255CB6B968A8762"/>
-    <w:rsid w:val="009E1EAB"/>
-    <w:pPr>
-      <w:numPr>
-        <w:ilvl w:val="1"/>
-      </w:numPr>
-    </w:pPr>
-    <w:rPr>
-      <w:color w:val="F2F2F2" w:themeColor="background1" w:themeShade="F2"/>
-      <w:spacing w:val="15"/>
-      <w:sz w:val="48"/>
-    </w:rPr>
-  </w:style>
-  <w:style w:type="paragraph" w:customStyle="1" w:styleId="B9B4FB0AAB4B4BD6B4CB39B702B69C4B3">
-    <w:name w:val="B9B4FB0AAB4B4BD6B4CB39B702B69C4B3"/>
-    <w:rsid w:val="009E1EAB"/>
-    <w:pPr>
-      <w:spacing w:after="0" w:line="240" w:lineRule="auto"/>
-      <w:contextualSpacing/>
-    </w:pPr>
-    <w:rPr>
-      <w:rFonts w:asciiTheme="majorHAnsi" w:eastAsiaTheme="majorEastAsia" w:hAnsiTheme="majorHAnsi" w:cstheme="majorBidi"/>
-      <w:spacing w:val="-10"/>
-      <w:kern w:val="28"/>
-      <w:sz w:val="96"/>
-      <w:szCs w:val="56"/>
-    </w:rPr>
-  </w:style>
-  <w:style w:type="paragraph" w:customStyle="1" w:styleId="E5321D1045CD4A0AA6829BE2D5C61E55">
-    <w:name w:val="E5321D1045CD4A0AA6829BE2D5C61E55"/>
-    <w:rsid w:val="009E1EAB"/>
-  </w:style>
-  <w:style w:type="paragraph" w:customStyle="1" w:styleId="9B451032F0A24772849516177BEA9A7F">
-    <w:name w:val="9B451032F0A24772849516177BEA9A7F"/>
-    <w:rsid w:val="009E1EAB"/>
-  </w:style>
-  <w:style w:type="paragraph" w:customStyle="1" w:styleId="24B555A577644FA99A7A2130E4CCDE1D">
-    <w:name w:val="24B555A577644FA99A7A2130E4CCDE1D"/>
-    <w:rsid w:val="009E1EAB"/>
-  </w:style>
-  <w:style w:type="paragraph" w:customStyle="1" w:styleId="D73A780D464844C180D7DD59371F2D9F">
-    <w:name w:val="D73A780D464844C180D7DD59371F2D9F"/>
-    <w:rsid w:val="009E1EAB"/>
-  </w:style>
-</w:styles>
-</file>
-
-<file path=word/glossary/webSettings.xml><?xml version="1.0" encoding="utf-8"?>
-<w:webSettings xmlns:mc="http://schemas.openxmlformats.org/markup-compatibility/2006" xmlns:r="http://schemas.openxmlformats.org/officeDocument/2006/relationships" xmlns:w="http://schemas.openxmlformats.org/wordprocessingml/2006/main" xmlns:w14="http://schemas.microsoft.com/office/word/2010/wordml" xmlns:w15="http://schemas.microsoft.com/office/word/2012/wordml" xmlns:w16cid="http://schemas.microsoft.com/office/word/2016/wordml/cid" xmlns:w16se="http://schemas.microsoft.com/office/word/2015/wordml/symex" mc:Ignorable="w14 w15 w16se w16cid">
-  <w:optimizeForBrowser/>
-  <w:allowPNG/>
-</w:webSettings>
-</file>
-
 <file path=word/theme/theme1.xml><?xml version="1.0" encoding="utf-8"?>
 <a:theme xmlns:a="http://schemas.openxmlformats.org/drawingml/2006/main" name="Office Theme">
   <a:themeElements>
@@ -3491,244 +2156,4 @@
     </a:ext>
   </a:extLst>
 </a:theme>
-</file>
-
-<file path=customXml/item1.xml><?xml version="1.0" encoding="utf-8"?>
-<ct:contentTypeSchema xmlns:ct="http://schemas.microsoft.com/office/2006/metadata/contentType" xmlns:ma="http://schemas.microsoft.com/office/2006/metadata/properties/metaAttributes" ct:_="" ma:_="" ma:contentTypeName="Document" ma:contentTypeID="0x01010079F111ED35F8CC479449609E8A0923A6" ma:contentTypeVersion="11" ma:contentTypeDescription="Create a new document." ma:contentTypeScope="" ma:versionID="1c2eb7a32e66fb6e4260f3771546a5e2">
-  <xsd:schema xmlns:xsd="http://www.w3.org/2001/XMLSchema" xmlns:xs="http://www.w3.org/2001/XMLSchema" xmlns:p="http://schemas.microsoft.com/office/2006/metadata/properties" xmlns:ns2="71af3243-3dd4-4a8d-8c0d-dd76da1f02a5" xmlns:ns3="16c05727-aa75-4e4a-9b5f-8a80a1165891" targetNamespace="http://schemas.microsoft.com/office/2006/metadata/properties" ma:root="true" ma:fieldsID="04e1f6479c48b08974ba73b5ca973489" ns2:_="" ns3:_="">
-    <xsd:import namespace="71af3243-3dd4-4a8d-8c0d-dd76da1f02a5"/>
-    <xsd:import namespace="16c05727-aa75-4e4a-9b5f-8a80a1165891"/>
-    <xsd:element name="properties">
-      <xsd:complexType>
-        <xsd:sequence>
-          <xsd:element name="documentManagement">
-            <xsd:complexType>
-              <xsd:all>
-                <xsd:element ref="ns2:MediaServiceMetadata" minOccurs="0"/>
-                <xsd:element ref="ns2:MediaServiceFastMetadata" minOccurs="0"/>
-                <xsd:element ref="ns2:MediaServiceOCR" minOccurs="0"/>
-                <xsd:element ref="ns2:MediaServiceAutoTags" minOccurs="0"/>
-                <xsd:element ref="ns2:MediaServiceEventHashCode" minOccurs="0"/>
-                <xsd:element ref="ns2:MediaServiceGenerationTime" minOccurs="0"/>
-                <xsd:element ref="ns3:SharedWithUsers" minOccurs="0"/>
-                <xsd:element ref="ns3:SharedWithDetails" minOccurs="0"/>
-                <xsd:element ref="ns2:MediaServiceAutoKeyPoints" minOccurs="0"/>
-                <xsd:element ref="ns2:MediaServiceKeyPoints" minOccurs="0"/>
-                <xsd:element ref="ns2:MediaServiceDateTaken" minOccurs="0"/>
-              </xsd:all>
-            </xsd:complexType>
-          </xsd:element>
-        </xsd:sequence>
-      </xsd:complexType>
-    </xsd:element>
-  </xsd:schema>
-  <xsd:schema xmlns:xsd="http://www.w3.org/2001/XMLSchema" xmlns:xs="http://www.w3.org/2001/XMLSchema" xmlns:dms="http://schemas.microsoft.com/office/2006/documentManagement/types" xmlns:pc="http://schemas.microsoft.com/office/infopath/2007/PartnerControls" targetNamespace="71af3243-3dd4-4a8d-8c0d-dd76da1f02a5" elementFormDefault="qualified">
-    <xsd:import namespace="http://schemas.microsoft.com/office/2006/documentManagement/types"/>
-    <xsd:import namespace="http://schemas.microsoft.com/office/infopath/2007/PartnerControls"/>
-    <xsd:element name="MediaServiceMetadata" ma:index="8" nillable="true" ma:displayName="MediaServiceMetadata" ma:hidden="true" ma:internalName="MediaServiceMetadata" ma:readOnly="true">
-      <xsd:simpleType>
-        <xsd:restriction base="dms:Note"/>
-      </xsd:simpleType>
-    </xsd:element>
-    <xsd:element name="MediaServiceFastMetadata" ma:index="9" nillable="true" ma:displayName="MediaServiceFastMetadata" ma:hidden="true" ma:internalName="MediaServiceFastMetadata" ma:readOnly="true">
-      <xsd:simpleType>
-        <xsd:restriction base="dms:Note"/>
-      </xsd:simpleType>
-    </xsd:element>
-    <xsd:element name="MediaServiceOCR" ma:index="10" nillable="true" ma:displayName="MediaServiceOCR" ma:internalName="MediaServiceOCR" ma:readOnly="true">
-      <xsd:simpleType>
-        <xsd:restriction base="dms:Note">
-          <xsd:maxLength value="255"/>
-        </xsd:restriction>
-      </xsd:simpleType>
-    </xsd:element>
-    <xsd:element name="MediaServiceAutoTags" ma:index="11" nillable="true" ma:displayName="MediaServiceAutoTags" ma:internalName="MediaServiceAutoTags" ma:readOnly="true">
-      <xsd:simpleType>
-        <xsd:restriction base="dms:Text"/>
-      </xsd:simpleType>
-    </xsd:element>
-    <xsd:element name="MediaServiceEventHashCode" ma:index="12" nillable="true" ma:displayName="MediaServiceEventHashCode" ma:hidden="true" ma:internalName="MediaServiceEventHashCode" ma:readOnly="true">
-      <xsd:simpleType>
-        <xsd:restriction base="dms:Text"/>
-      </xsd:simpleType>
-    </xsd:element>
-    <xsd:element name="MediaServiceGenerationTime" ma:index="13" nillable="true" ma:displayName="MediaServiceGenerationTime" ma:hidden="true" ma:internalName="MediaServiceGenerationTime" ma:readOnly="true">
-      <xsd:simpleType>
-        <xsd:restriction base="dms:Text"/>
-      </xsd:simpleType>
-    </xsd:element>
-    <xsd:element name="MediaServiceAutoKeyPoints" ma:index="16" nillable="true" ma:displayName="MediaServiceAutoKeyPoints" ma:hidden="true" ma:internalName="MediaServiceAutoKeyPoints" ma:readOnly="true">
-      <xsd:simpleType>
-        <xsd:restriction base="dms:Note"/>
-      </xsd:simpleType>
-    </xsd:element>
-    <xsd:element name="MediaServiceKeyPoints" ma:index="17" nillable="true" ma:displayName="KeyPoints" ma:internalName="MediaServiceKeyPoints" ma:readOnly="false">
-      <xsd:simpleType>
-        <xsd:restriction base="dms:Note">
-          <xsd:maxLength value="255"/>
-        </xsd:restriction>
-      </xsd:simpleType>
-    </xsd:element>
-    <xsd:element name="MediaServiceDateTaken" ma:index="18" nillable="true" ma:displayName="MediaServiceDateTaken" ma:hidden="true" ma:internalName="MediaServiceDateTaken" ma:readOnly="true">
-      <xsd:simpleType>
-        <xsd:restriction base="dms:Text"/>
-      </xsd:simpleType>
-    </xsd:element>
-  </xsd:schema>
-  <xsd:schema xmlns:xsd="http://www.w3.org/2001/XMLSchema" xmlns:xs="http://www.w3.org/2001/XMLSchema" xmlns:dms="http://schemas.microsoft.com/office/2006/documentManagement/types" xmlns:pc="http://schemas.microsoft.com/office/infopath/2007/PartnerControls" targetNamespace="16c05727-aa75-4e4a-9b5f-8a80a1165891" elementFormDefault="qualified">
-    <xsd:import namespace="http://schemas.microsoft.com/office/2006/documentManagement/types"/>
-    <xsd:import namespace="http://schemas.microsoft.com/office/infopath/2007/PartnerControls"/>
-    <xsd:element name="SharedWithUsers" ma:index="14" nillable="true" ma:displayName="Shared With" ma:internalName="SharedWithUsers" ma:readOnly="true">
-      <xsd:complexType>
-        <xsd:complexContent>
-          <xsd:extension base="dms:UserMulti">
-            <xsd:sequence>
-              <xsd:element name="UserInfo" minOccurs="0" maxOccurs="unbounded">
-                <xsd:complexType>
-                  <xsd:sequence>
-                    <xsd:element name="DisplayName" type="xsd:string" minOccurs="0"/>
-                    <xsd:element name="AccountId" type="dms:UserId" minOccurs="0" nillable="true"/>
-                    <xsd:element name="AccountType" type="xsd:string" minOccurs="0"/>
-                  </xsd:sequence>
-                </xsd:complexType>
-              </xsd:element>
-            </xsd:sequence>
-          </xsd:extension>
-        </xsd:complexContent>
-      </xsd:complexType>
-    </xsd:element>
-    <xsd:element name="SharedWithDetails" ma:index="15" nillable="true" ma:displayName="Shared With Details" ma:internalName="SharedWithDetails" ma:readOnly="true">
-      <xsd:simpleType>
-        <xsd:restriction base="dms:Note">
-          <xsd:maxLength value="255"/>
-        </xsd:restriction>
-      </xsd:simpleType>
-    </xsd:element>
-  </xsd:schema>
-  <xsd:schema xmlns="http://schemas.openxmlformats.org/package/2006/metadata/core-properties" xmlns:xsd="http://www.w3.org/2001/XMLSchema" xmlns:xsi="http://www.w3.org/2001/XMLSchema-instance" xmlns:dc="http://purl.org/dc/elements/1.1/" xmlns:dcterms="http://purl.org/dc/terms/" xmlns:odoc="http://schemas.microsoft.com/internal/obd" targetNamespace="http://schemas.openxmlformats.org/package/2006/metadata/core-properties" elementFormDefault="qualified" attributeFormDefault="unqualified" blockDefault="#all">
-    <xsd:import namespace="http://purl.org/dc/elements/1.1/" schemaLocation="http://dublincore.org/schemas/xmls/qdc/2003/04/02/dc.xsd"/>
-    <xsd:import namespace="http://purl.org/dc/terms/" schemaLocation="http://dublincore.org/schemas/xmls/qdc/2003/04/02/dcterms.xsd"/>
-    <xsd:element name="coreProperties" type="CT_coreProperties"/>
-    <xsd:complexType name="CT_coreProperties">
-      <xsd:all>
-        <xsd:element ref="dc:creator" minOccurs="0" maxOccurs="1"/>
-        <xsd:element ref="dcterms:created" minOccurs="0" maxOccurs="1"/>
-        <xsd:element ref="dc:identifier" minOccurs="0" maxOccurs="1"/>
-        <xsd:element name="contentType" minOccurs="0" maxOccurs="1" type="xsd:string" ma:index="0" ma:displayName="Content Type"/>
-        <xsd:element ref="dc:title" minOccurs="0" maxOccurs="1" ma:index="4" ma:displayName="Title"/>
-        <xsd:element ref="dc:subject" minOccurs="0" maxOccurs="1"/>
-        <xsd:element ref="dc:description" minOccurs="0" maxOccurs="1"/>
-        <xsd:element name="keywords" minOccurs="0" maxOccurs="1" type="xsd:string"/>
-        <xsd:element ref="dc:language" minOccurs="0" maxOccurs="1"/>
-        <xsd:element name="category" minOccurs="0" maxOccurs="1" type="xsd:string"/>
-        <xsd:element name="version" minOccurs="0" maxOccurs="1" type="xsd:string"/>
-        <xsd:element name="revision" minOccurs="0" maxOccurs="1" type="xsd:string">
-          <xsd:annotation>
-            <xsd:documentation>
-                        This value indicates the number of saves or revisions. The application is responsible for updating this value after each revision.
-                    </xsd:documentation>
-          </xsd:annotation>
-        </xsd:element>
-        <xsd:element name="lastModifiedBy" minOccurs="0" maxOccurs="1" type="xsd:string"/>
-        <xsd:element ref="dcterms:modified" minOccurs="0" maxOccurs="1"/>
-        <xsd:element name="contentStatus" minOccurs="0" maxOccurs="1" type="xsd:string"/>
-      </xsd:all>
-    </xsd:complexType>
-  </xsd:schema>
-  <xs:schema xmlns:pc="http://schemas.microsoft.com/office/infopath/2007/PartnerControls" xmlns:xs="http://www.w3.org/2001/XMLSchema" targetNamespace="http://schemas.microsoft.com/office/infopath/2007/PartnerControls" elementFormDefault="qualified" attributeFormDefault="unqualified">
-    <xs:element name="Person">
-      <xs:complexType>
-        <xs:sequence>
-          <xs:element ref="pc:DisplayName" minOccurs="0"/>
-          <xs:element ref="pc:AccountId" minOccurs="0"/>
-          <xs:element ref="pc:AccountType" minOccurs="0"/>
-        </xs:sequence>
-      </xs:complexType>
-    </xs:element>
-    <xs:element name="DisplayName" type="xs:string"/>
-    <xs:element name="AccountId" type="xs:string"/>
-    <xs:element name="AccountType" type="xs:string"/>
-    <xs:element name="BDCAssociatedEntity">
-      <xs:complexType>
-        <xs:sequence>
-          <xs:element ref="pc:BDCEntity" minOccurs="0" maxOccurs="unbounded"/>
-        </xs:sequence>
-        <xs:attribute ref="pc:EntityNamespace"/>
-        <xs:attribute ref="pc:EntityName"/>
-        <xs:attribute ref="pc:SystemInstanceName"/>
-        <xs:attribute ref="pc:AssociationName"/>
-      </xs:complexType>
-    </xs:element>
-    <xs:attribute name="EntityNamespace" type="xs:string"/>
-    <xs:attribute name="EntityName" type="xs:string"/>
-    <xs:attribute name="SystemInstanceName" type="xs:string"/>
-    <xs:attribute name="AssociationName" type="xs:string"/>
-    <xs:element name="BDCEntity">
-      <xs:complexType>
-        <xs:sequence>
-          <xs:element ref="pc:EntityDisplayName" minOccurs="0"/>
-          <xs:element ref="pc:EntityInstanceReference" minOccurs="0"/>
-          <xs:element ref="pc:EntityId1" minOccurs="0"/>
-          <xs:element ref="pc:EntityId2" minOccurs="0"/>
-          <xs:element ref="pc:EntityId3" minOccurs="0"/>
-          <xs:element ref="pc:EntityId4" minOccurs="0"/>
-          <xs:element ref="pc:EntityId5" minOccurs="0"/>
-        </xs:sequence>
-      </xs:complexType>
-    </xs:element>
-    <xs:element name="EntityDisplayName" type="xs:string"/>
-    <xs:element name="EntityInstanceReference" type="xs:string"/>
-    <xs:element name="EntityId1" type="xs:string"/>
-    <xs:element name="EntityId2" type="xs:string"/>
-    <xs:element name="EntityId3" type="xs:string"/>
-    <xs:element name="EntityId4" type="xs:string"/>
-    <xs:element name="EntityId5" type="xs:string"/>
-    <xs:element name="Terms">
-      <xs:complexType>
-        <xs:sequence>
-          <xs:element ref="pc:TermInfo" minOccurs="0" maxOccurs="unbounded"/>
-        </xs:sequence>
-      </xs:complexType>
-    </xs:element>
-    <xs:element name="TermInfo">
-      <xs:complexType>
-        <xs:sequence>
-          <xs:element ref="pc:TermName" minOccurs="0"/>
-          <xs:element ref="pc:TermId" minOccurs="0"/>
-        </xs:sequence>
-      </xs:complexType>
-    </xs:element>
-    <xs:element name="TermName" type="xs:string"/>
-    <xs:element name="TermId" type="xs:string"/>
-  </xs:schema>
-</ct:contentTypeSchema>
-</file>
-
-<file path=customXml/item2.xml><?xml version="1.0" encoding="utf-8"?>
-<?mso-contentType ?>
-<FormTemplates xmlns="http://schemas.microsoft.com/sharepoint/v3/contenttype/forms">
-  <Display>DocumentLibraryForm</Display>
-  <Edit>DocumentLibraryForm</Edit>
-  <New>DocumentLibraryForm</New>
-</FormTemplates>
-</file>
-
-<file path=customXml/item3.xml><?xml version="1.0" encoding="utf-8"?>
-<p:properties xmlns:p="http://schemas.microsoft.com/office/2006/metadata/properties" xmlns:xsi="http://www.w3.org/2001/XMLSchema-instance" xmlns:pc="http://schemas.microsoft.com/office/infopath/2007/PartnerControls">
-  <documentManagement>
-    <MediaServiceKeyPoints xmlns="71af3243-3dd4-4a8d-8c0d-dd76da1f02a5" xsi:nil="true"/>
-  </documentManagement>
-</p:properties>
-</file>
-
-<file path=customXml/itemProps1.xml><?xml version="1.0" encoding="utf-8"?>
-<ds:datastoreItem xmlns:ds="http://schemas.openxmlformats.org/officeDocument/2006/customXml" ds:itemID="{8F87C1AC-B259-4232-B430-FC8C0A5137BC}"/>
-</file>
-
-<file path=customXml/itemProps2.xml><?xml version="1.0" encoding="utf-8"?>
-<ds:datastoreItem xmlns:ds="http://schemas.openxmlformats.org/officeDocument/2006/customXml" ds:itemID="{96CDB6F4-B54C-4DCC-BF04-51B3F38D500D}"/>
-</file>
-
-<file path=customXml/itemProps3.xml><?xml version="1.0" encoding="utf-8"?>
-<ds:datastoreItem xmlns:ds="http://schemas.openxmlformats.org/officeDocument/2006/customXml" ds:itemID="{CF732498-DF95-451E-8CD7-15711BBACB79}"/>
 </file>